--- a/docs/Content.docx
+++ b/docs/Content.docx
@@ -4,6 +4,19 @@
   <w:body>
     <w:p>
       <w:pPr>
+        <w:rPr>
+          <w:lang w:val="it-IT"/>
+        </w:rPr>
+      </w:pPr>
+      <w:r>
+        <w:rPr>
+          <w:lang w:val="it-IT"/>
+        </w:rPr>
+        <w:br w:type="page"/>
+      </w:r>
+    </w:p>
+    <w:p>
+      <w:pPr>
         <w:jc w:val="both"/>
         <w:rPr>
           <w:lang w:val="it-IT"/>
@@ -13,398 +26,349 @@
         <w:rPr>
           <w:lang w:val="it-IT"/>
         </w:rPr>
-        <w:t>Sono un madrelingua inglese con una lunga esperienza di vita in Italia, il che mi ha reso perfettamente bilingue. Attualmente lavoro nel settore ICT come consulente, ma la mia passione per l'insegnamento, maturata durante i quattro anni trascorsi come docente presso la Wall Street English, non si è mai spenta. Desideroso di ritornare a questa mia prima vocazione, ho deciso di riprendere l'insegnamento dell'inglese, creando un sito che fungerà da landing page. Questo sito sarà facilmente accessibile attraverso un codice QR presente sui miei biglietti da visita, che distribuirò a chiunque esprima interesse nel migliorare il proprio inglese.</w:t>
-      </w:r>
-    </w:p>
-    <w:p>
-      <w:pPr>
-        <w:jc w:val="both"/>
+        <w:lastRenderedPageBreak/>
+        <w:t>Benvenuto/a nel form di contatto di Weekend English! Questo form è il primo passo per iniziare il tuo percorso verso un apprendimento dell'inglese più efficace e personalizzato. Compilando e inviando questo form, acconsenti a essere contattato/a da me attraverso i metodi che preferisci. Qui potrai indicare il tuo metodo di contatto preferito e fornire alcune informazioni di base che mi aiuteranno a comprendere meglio le tue esigenze e il tuo livello di inglese. Le informazioni raccolte saranno utilizzate esclusivamente per mettermi in contatto con te e non saranno condivise con terzi. Il tuo interesse per Weekend English è molto apprezzato e non vedo l'ora di aiutarti nel tuo percorso di apprendimento!</w:t>
+      </w:r>
+      <w:r>
         <w:rPr>
           <w:lang w:val="it-IT"/>
         </w:rPr>
-      </w:pPr>
-      <w:r>
+        <w:t>1. Metodo di contatto preferito (scegli una o più opzioni):</w:t>
+      </w:r>
+    </w:p>
+    <w:p>
+      <w:pPr>
+        <w:numPr>
+          <w:ilvl w:val="0"/>
+          <w:numId w:val="18"/>
+        </w:numPr>
+      </w:pPr>
+      <w:r>
+        <w:t>WhatsApp</w:t>
+      </w:r>
+    </w:p>
+    <w:p>
+      <w:pPr>
+        <w:numPr>
+          <w:ilvl w:val="0"/>
+          <w:numId w:val="18"/>
+        </w:numPr>
+      </w:pPr>
+      <w:proofErr w:type="spellStart"/>
+      <w:r>
+        <w:t>Chiamata</w:t>
+      </w:r>
+      <w:proofErr w:type="spellEnd"/>
+      <w:r>
+        <w:t xml:space="preserve"> </w:t>
+      </w:r>
+      <w:proofErr w:type="spellStart"/>
+      <w:r>
+        <w:t>telefonica</w:t>
+      </w:r>
+      <w:proofErr w:type="spellEnd"/>
+    </w:p>
+    <w:p>
+      <w:pPr>
+        <w:numPr>
+          <w:ilvl w:val="0"/>
+          <w:numId w:val="18"/>
+        </w:numPr>
+      </w:pPr>
+      <w:r>
+        <w:t>Email</w:t>
+      </w:r>
+    </w:p>
+    <w:p>
+      <w:pPr>
+        <w:numPr>
+          <w:ilvl w:val="0"/>
+          <w:numId w:val="18"/>
+        </w:numPr>
+      </w:pPr>
+      <w:r>
+        <w:t>Altro (</w:t>
+      </w:r>
+      <w:proofErr w:type="spellStart"/>
+      <w:r>
+        <w:t>specificare</w:t>
+      </w:r>
+      <w:proofErr w:type="spellEnd"/>
+      <w:r>
+        <w:t>)</w:t>
+      </w:r>
+    </w:p>
+    <w:p>
+      <w:r>
+        <w:rPr>
+          <w:b/>
+          <w:bCs/>
+        </w:rPr>
+        <w:t xml:space="preserve">2. </w:t>
+      </w:r>
+      <w:proofErr w:type="spellStart"/>
+      <w:r>
+        <w:rPr>
+          <w:b/>
+          <w:bCs/>
+        </w:rPr>
+        <w:t>Informazioni</w:t>
+      </w:r>
+      <w:proofErr w:type="spellEnd"/>
+      <w:r>
+        <w:rPr>
+          <w:b/>
+          <w:bCs/>
+        </w:rPr>
+        <w:t xml:space="preserve"> di base:</w:t>
+      </w:r>
+    </w:p>
+    <w:p>
+      <w:pPr>
+        <w:numPr>
+          <w:ilvl w:val="0"/>
+          <w:numId w:val="19"/>
+        </w:numPr>
+      </w:pPr>
+      <w:r>
+        <w:t xml:space="preserve">Nome e </w:t>
+      </w:r>
+      <w:proofErr w:type="spellStart"/>
+      <w:r>
+        <w:t>Cognome</w:t>
+      </w:r>
+      <w:proofErr w:type="spellEnd"/>
+      <w:r>
+        <w:t>:</w:t>
+      </w:r>
+    </w:p>
+    <w:p>
+      <w:pPr>
+        <w:numPr>
+          <w:ilvl w:val="0"/>
+          <w:numId w:val="19"/>
+        </w:numPr>
+      </w:pPr>
+      <w:r>
+        <w:t>Email:</w:t>
+      </w:r>
+    </w:p>
+    <w:p>
+      <w:pPr>
+        <w:numPr>
+          <w:ilvl w:val="0"/>
+          <w:numId w:val="19"/>
+        </w:numPr>
+      </w:pPr>
+      <w:proofErr w:type="spellStart"/>
+      <w:r>
+        <w:t>Numero</w:t>
+      </w:r>
+      <w:proofErr w:type="spellEnd"/>
+      <w:r>
+        <w:t xml:space="preserve"> di </w:t>
+      </w:r>
+      <w:proofErr w:type="spellStart"/>
+      <w:r>
+        <w:t>telefono</w:t>
+      </w:r>
+      <w:proofErr w:type="spellEnd"/>
+      <w:r>
+        <w:t xml:space="preserve"> (</w:t>
+      </w:r>
+      <w:proofErr w:type="spellStart"/>
+      <w:r>
+        <w:t>opzionale</w:t>
+      </w:r>
+      <w:proofErr w:type="spellEnd"/>
+      <w:r>
+        <w:t>):</w:t>
+      </w:r>
+    </w:p>
+    <w:p>
+      <w:pPr>
         <w:rPr>
           <w:lang w:val="it-IT"/>
         </w:rPr>
-        <w:t>Il mio focus è sulle persone che desiderano imparare l'inglese senza l'impegno o il costo associati a una scuola tradizionale. Molti hanno provato le app di apprendimento, ma cercano qualcosa di più coinvolgente e interattivo. Il mio approccio si basa sull'apprendimento attraverso la conversazione, offrendo l'esperienza e la professionalità di un insegnante di scuola di inglese, ma con la flessibilità di lezioni non vincolate da un istituto.</w:t>
-      </w:r>
-    </w:p>
-    <w:p>
-      <w:pPr>
-        <w:jc w:val="both"/>
-        <w:rPr>
-          <w:lang w:val="it-IT"/>
-        </w:rPr>
-      </w:pPr>
-      <w:r>
-        <w:rPr>
-          <w:lang w:val="it-IT"/>
-        </w:rPr>
-        <w:t>Le lezioni saranno esclusivamente online, tramite videochiamata, a una tariffa di 35</w:t>
-      </w:r>
-      <w:r>
-        <w:rPr>
-          <w:lang w:val="it-IT"/>
-        </w:rPr>
-        <w:t>-45</w:t>
-      </w:r>
-      <w:r>
-        <w:rPr>
-          <w:lang w:val="it-IT"/>
-        </w:rPr>
-        <w:t>€ l'ora. Per garantire un'attenzione personalizzata, accetterò al massimo 4 studenti per sessione. Se le lezioni saranno al completo, i nuovi studenti potranno iscriversi non appena si libererà uno slot. Le lezioni si terranno durante il weekend, precisamente il sabato, e il lunedì sera, compatibilmente con il mio impegno primario nel settore ICT. Questa attività sarà per me un arricchimento nel tempo libero, un modo per coniugare la passione per l'insegnamento con la mia professione attuale.</w:t>
-      </w:r>
-    </w:p>
-    <w:p>
-      <w:pPr>
-        <w:jc w:val="both"/>
-        <w:rPr>
-          <w:lang w:val="it-IT"/>
-        </w:rPr>
-      </w:pPr>
-      <w:r>
-        <w:rPr>
-          <w:lang w:val="it-IT"/>
-        </w:rPr>
-        <w:br/>
-      </w:r>
-    </w:p>
-    <w:p>
-      <w:pPr>
-        <w:jc w:val="both"/>
-        <w:rPr>
-          <w:lang w:val="it-IT"/>
-        </w:rPr>
-      </w:pPr>
-      <w:r>
-        <w:rPr>
-          <w:lang w:val="it-IT"/>
-        </w:rPr>
-        <w:br w:type="page"/>
-      </w:r>
-    </w:p>
-    <w:p>
-      <w:pPr>
-        <w:jc w:val="both"/>
-        <w:rPr>
-          <w:lang w:val="it-IT"/>
-        </w:rPr>
-      </w:pPr>
-    </w:p>
-    <w:p>
-      <w:pPr>
-        <w:jc w:val="both"/>
+      </w:pPr>
+      <w:r>
         <w:rPr>
           <w:b/>
           <w:bCs/>
           <w:lang w:val="it-IT"/>
         </w:rPr>
-      </w:pPr>
-      <w:r>
+        <w:t>3. Qual è il tuo livello attuale di inglese?</w:t>
+      </w:r>
+    </w:p>
+    <w:p>
+      <w:pPr>
+        <w:numPr>
+          <w:ilvl w:val="0"/>
+          <w:numId w:val="20"/>
+        </w:numPr>
+      </w:pPr>
+      <w:proofErr w:type="spellStart"/>
+      <w:r>
+        <w:t>Principiante</w:t>
+      </w:r>
+      <w:proofErr w:type="spellEnd"/>
+    </w:p>
+    <w:p>
+      <w:pPr>
+        <w:numPr>
+          <w:ilvl w:val="0"/>
+          <w:numId w:val="20"/>
+        </w:numPr>
+      </w:pPr>
+      <w:proofErr w:type="spellStart"/>
+      <w:r>
+        <w:t>Intermedio</w:t>
+      </w:r>
+      <w:proofErr w:type="spellEnd"/>
+    </w:p>
+    <w:p>
+      <w:pPr>
+        <w:numPr>
+          <w:ilvl w:val="0"/>
+          <w:numId w:val="20"/>
+        </w:numPr>
+      </w:pPr>
+      <w:r>
+        <w:t>Avanzato</w:t>
+      </w:r>
+    </w:p>
+    <w:p>
+      <w:pPr>
+        <w:numPr>
+          <w:ilvl w:val="0"/>
+          <w:numId w:val="20"/>
+        </w:numPr>
+      </w:pPr>
+      <w:proofErr w:type="spellStart"/>
+      <w:r>
+        <w:t>Madrelingua</w:t>
+      </w:r>
+      <w:proofErr w:type="spellEnd"/>
+    </w:p>
+    <w:p>
+      <w:pPr>
         <w:rPr>
           <w:lang w:val="it-IT"/>
         </w:rPr>
-        <w:t>Ecco il contenuto del sito "Weekend English"</w:t>
-      </w:r>
-    </w:p>
-    <w:p>
-      <w:pPr>
-        <w:jc w:val="both"/>
-      </w:pPr>
-      <w:r>
-        <w:rPr>
-          <w:b/>
-          <w:bCs/>
-        </w:rPr>
-        <w:t>Sezione Home:</w:t>
-      </w:r>
-    </w:p>
-    <w:p>
-      <w:pPr>
-        <w:numPr>
-          <w:ilvl w:val="0"/>
-          <w:numId w:val="11"/>
-        </w:numPr>
-        <w:jc w:val="both"/>
-      </w:pPr>
-      <w:r>
-        <w:rPr>
-          <w:b/>
-          <w:bCs/>
-        </w:rPr>
-        <w:t>Lezioni d'Inglese Personalizzate Online</w:t>
-      </w:r>
-    </w:p>
-    <w:p>
-      <w:pPr>
-        <w:numPr>
-          <w:ilvl w:val="1"/>
-          <w:numId w:val="11"/>
-        </w:numPr>
-        <w:jc w:val="both"/>
-        <w:rPr>
-          <w:lang w:val="it-IT"/>
-        </w:rPr>
-      </w:pPr>
-      <w:r>
-        <w:rPr>
-          <w:lang w:val="it-IT"/>
-        </w:rPr>
-        <w:t>Impara l'inglese comodamente da casa, nel weekend.</w:t>
-      </w:r>
-    </w:p>
-    <w:p>
-      <w:pPr>
-        <w:numPr>
-          <w:ilvl w:val="2"/>
-          <w:numId w:val="11"/>
-        </w:numPr>
-        <w:jc w:val="both"/>
-      </w:pPr>
-      <w:r>
-        <w:t>Scopri di più</w:t>
-      </w:r>
-    </w:p>
-    <w:p>
-      <w:pPr>
-        <w:numPr>
-          <w:ilvl w:val="0"/>
-          <w:numId w:val="11"/>
-        </w:numPr>
-        <w:jc w:val="both"/>
-      </w:pPr>
-      <w:r>
-        <w:rPr>
-          <w:b/>
-          <w:bCs/>
-        </w:rPr>
-        <w:t>Inglese per Carriera e Studi</w:t>
-      </w:r>
-    </w:p>
-    <w:p>
-      <w:pPr>
-        <w:numPr>
-          <w:ilvl w:val="1"/>
-          <w:numId w:val="11"/>
-        </w:numPr>
-        <w:jc w:val="both"/>
-        <w:rPr>
-          <w:lang w:val="it-IT"/>
-        </w:rPr>
-      </w:pPr>
-      <w:r>
-        <w:rPr>
-          <w:lang w:val="it-IT"/>
-        </w:rPr>
-        <w:t>Acquisisci le competenze linguistiche per eccellere in ambiti lavorativi e accademici internazionali.</w:t>
-      </w:r>
-    </w:p>
-    <w:p>
-      <w:pPr>
-        <w:numPr>
-          <w:ilvl w:val="2"/>
-          <w:numId w:val="11"/>
-        </w:numPr>
-        <w:jc w:val="both"/>
-      </w:pPr>
-      <w:r>
-        <w:t>Perché Weekend English?</w:t>
-      </w:r>
-    </w:p>
-    <w:p>
-      <w:pPr>
-        <w:numPr>
-          <w:ilvl w:val="0"/>
-          <w:numId w:val="11"/>
-        </w:numPr>
-        <w:jc w:val="both"/>
-      </w:pPr>
-      <w:r>
-        <w:rPr>
-          <w:b/>
-          <w:bCs/>
-        </w:rPr>
-        <w:t>Viaggia con l'Inglese</w:t>
-      </w:r>
-    </w:p>
-    <w:p>
-      <w:pPr>
-        <w:numPr>
-          <w:ilvl w:val="1"/>
-          <w:numId w:val="11"/>
-        </w:numPr>
-        <w:jc w:val="both"/>
-        <w:rPr>
-          <w:lang w:val="it-IT"/>
-        </w:rPr>
-      </w:pPr>
-      <w:r>
-        <w:rPr>
-          <w:lang w:val="it-IT"/>
-        </w:rPr>
-        <w:t>Amplia i tuoi orizzonti, esplora culture diverse e cogli opportunità internazionali.</w:t>
-      </w:r>
-    </w:p>
-    <w:p>
-      <w:pPr>
-        <w:numPr>
-          <w:ilvl w:val="2"/>
-          <w:numId w:val="11"/>
-        </w:numPr>
-        <w:jc w:val="both"/>
-      </w:pPr>
-      <w:r>
-        <w:t>Vedi i corsi</w:t>
-      </w:r>
-    </w:p>
-    <w:p>
-      <w:pPr>
-        <w:jc w:val="both"/>
-      </w:pPr>
-      <w:r>
-        <w:rPr>
-          <w:b/>
-          <w:bCs/>
-        </w:rPr>
-        <w:t>Sezione Hero:</w:t>
-      </w:r>
-    </w:p>
-    <w:p>
-      <w:pPr>
-        <w:numPr>
-          <w:ilvl w:val="0"/>
-          <w:numId w:val="12"/>
-        </w:numPr>
-        <w:jc w:val="both"/>
-      </w:pPr>
-      <w:r>
-        <w:rPr>
-          <w:b/>
-          <w:bCs/>
-        </w:rPr>
-        <w:t>Lezioni Online</w:t>
-      </w:r>
-    </w:p>
-    <w:p>
-      <w:pPr>
-        <w:numPr>
-          <w:ilvl w:val="1"/>
-          <w:numId w:val="12"/>
-        </w:numPr>
-        <w:jc w:val="both"/>
-        <w:rPr>
-          <w:lang w:val="it-IT"/>
-        </w:rPr>
-      </w:pPr>
-      <w:r>
-        <w:rPr>
-          <w:lang w:val="it-IT"/>
-        </w:rPr>
-        <w:t>Esperienza di apprendimento flessibile e personalizzata, accessibile ovunque tramite videochiamata.</w:t>
-      </w:r>
-    </w:p>
-    <w:p>
-      <w:pPr>
-        <w:numPr>
-          <w:ilvl w:val="0"/>
-          <w:numId w:val="12"/>
-        </w:numPr>
-        <w:jc w:val="both"/>
-      </w:pPr>
-      <w:r>
-        <w:rPr>
-          <w:b/>
-          <w:bCs/>
-        </w:rPr>
-        <w:t>Materiale Personalizzato</w:t>
-      </w:r>
-    </w:p>
-    <w:p>
-      <w:pPr>
-        <w:numPr>
-          <w:ilvl w:val="1"/>
-          <w:numId w:val="12"/>
-        </w:numPr>
-        <w:jc w:val="both"/>
-        <w:rPr>
-          <w:lang w:val="it-IT"/>
-        </w:rPr>
-      </w:pPr>
-      <w:r>
-        <w:rPr>
-          <w:lang w:val="it-IT"/>
-        </w:rPr>
-        <w:t>Materiali di studio curati specificamente per il tuo livello e i tuoi interessi.</w:t>
-      </w:r>
-    </w:p>
-    <w:p>
-      <w:pPr>
-        <w:numPr>
-          <w:ilvl w:val="0"/>
-          <w:numId w:val="12"/>
-        </w:numPr>
-        <w:jc w:val="both"/>
-      </w:pPr>
-      <w:r>
-        <w:rPr>
-          <w:b/>
-          <w:bCs/>
-        </w:rPr>
-        <w:t>Tariffa Chiara e Conveniente</w:t>
-      </w:r>
-    </w:p>
-    <w:p>
-      <w:pPr>
-        <w:numPr>
-          <w:ilvl w:val="1"/>
-          <w:numId w:val="12"/>
-        </w:numPr>
-        <w:jc w:val="both"/>
-        <w:rPr>
-          <w:lang w:val="it-IT"/>
-        </w:rPr>
-      </w:pPr>
-      <w:r>
-        <w:rPr>
-          <w:lang w:val="it-IT"/>
-        </w:rPr>
-        <w:t>Con Weekend English, investi €35 per un'ora di lezione di alta qualità con un madrelingua.</w:t>
-      </w:r>
-    </w:p>
-    <w:p>
-      <w:pPr>
-        <w:jc w:val="both"/>
-        <w:rPr>
-          <w:i/>
-          <w:iCs/>
-        </w:rPr>
-      </w:pPr>
-      <w:r>
-        <w:rPr>
-          <w:b/>
-          <w:bCs/>
-        </w:rPr>
-        <w:t xml:space="preserve">Sezione </w:t>
-      </w:r>
-      <w:r>
-        <w:rPr>
-          <w:b/>
-          <w:bCs/>
-          <w:i/>
-          <w:iCs/>
-        </w:rPr>
-        <w:t>The Weekend Way!</w:t>
-      </w:r>
-    </w:p>
-    <w:p>
-      <w:pPr>
-        <w:jc w:val="both"/>
+      </w:pPr>
+      <w:r>
         <w:rPr>
           <w:b/>
           <w:bCs/>
           <w:lang w:val="it-IT"/>
         </w:rPr>
+        <w:t>4. Perché sei interessato/a a imparare l'inglese? (scegli una o più opzioni):</w:t>
+      </w:r>
+    </w:p>
+    <w:p>
+      <w:pPr>
+        <w:numPr>
+          <w:ilvl w:val="0"/>
+          <w:numId w:val="21"/>
+        </w:numPr>
+      </w:pPr>
+      <w:r>
+        <w:t xml:space="preserve">Per </w:t>
+      </w:r>
+      <w:proofErr w:type="spellStart"/>
+      <w:r>
+        <w:t>motivi</w:t>
+      </w:r>
+      <w:proofErr w:type="spellEnd"/>
+      <w:r>
+        <w:t xml:space="preserve"> </w:t>
+      </w:r>
+      <w:proofErr w:type="spellStart"/>
+      <w:r>
+        <w:t>professionali</w:t>
+      </w:r>
+      <w:proofErr w:type="spellEnd"/>
+    </w:p>
+    <w:p>
+      <w:pPr>
+        <w:numPr>
+          <w:ilvl w:val="0"/>
+          <w:numId w:val="21"/>
+        </w:numPr>
+      </w:pPr>
+      <w:r>
+        <w:t xml:space="preserve">Per </w:t>
+      </w:r>
+      <w:proofErr w:type="spellStart"/>
+      <w:r>
+        <w:t>viaggiare</w:t>
+      </w:r>
+      <w:proofErr w:type="spellEnd"/>
+    </w:p>
+    <w:p>
+      <w:pPr>
+        <w:numPr>
+          <w:ilvl w:val="0"/>
+          <w:numId w:val="21"/>
+        </w:numPr>
+      </w:pPr>
+      <w:r>
+        <w:t xml:space="preserve">Per </w:t>
+      </w:r>
+      <w:proofErr w:type="spellStart"/>
+      <w:r>
+        <w:t>studi</w:t>
+      </w:r>
+      <w:proofErr w:type="spellEnd"/>
+      <w:r>
+        <w:t xml:space="preserve"> </w:t>
+      </w:r>
+      <w:proofErr w:type="spellStart"/>
+      <w:r>
+        <w:t>accademici</w:t>
+      </w:r>
+      <w:proofErr w:type="spellEnd"/>
+    </w:p>
+    <w:p>
+      <w:pPr>
+        <w:numPr>
+          <w:ilvl w:val="0"/>
+          <w:numId w:val="21"/>
+        </w:numPr>
+      </w:pPr>
+      <w:r>
+        <w:t xml:space="preserve">Per interesse </w:t>
+      </w:r>
+      <w:proofErr w:type="spellStart"/>
+      <w:r>
+        <w:t>personale</w:t>
+      </w:r>
+      <w:proofErr w:type="spellEnd"/>
+    </w:p>
+    <w:p>
+      <w:pPr>
+        <w:numPr>
+          <w:ilvl w:val="0"/>
+          <w:numId w:val="21"/>
+        </w:numPr>
+      </w:pPr>
+      <w:r>
+        <w:t>Altro (</w:t>
+      </w:r>
+      <w:proofErr w:type="spellStart"/>
+      <w:r>
+        <w:t>specificare</w:t>
+      </w:r>
+      <w:proofErr w:type="spellEnd"/>
+      <w:r>
+        <w:t>)</w:t>
+      </w:r>
+    </w:p>
+    <w:p>
+      <w:pPr>
+        <w:rPr>
+          <w:lang w:val="it-IT"/>
+        </w:rPr>
       </w:pPr>
       <w:r>
         <w:rPr>
@@ -412,325 +376,120 @@
           <w:bCs/>
           <w:lang w:val="it-IT"/>
         </w:rPr>
-        <w:t>Immergiti in un'Esperienza di Apprendimento Unica con Weekend English</w:t>
+        <w:t>5. Accettazione dei Termini e Condizioni:</w:t>
       </w:r>
     </w:p>
     <w:p>
       <w:pPr>
         <w:numPr>
           <w:ilvl w:val="0"/>
-          <w:numId w:val="13"/>
+          <w:numId w:val="22"/>
         </w:numPr>
-        <w:jc w:val="both"/>
-        <w:rPr>
-          <w:b/>
-          <w:bCs/>
-          <w:lang w:val="it-IT"/>
-        </w:rPr>
-      </w:pPr>
-      <w:r>
-        <w:rPr>
-          <w:b/>
-          <w:bCs/>
-          <w:lang w:val="it-IT"/>
-        </w:rPr>
-        <w:t>Un approccio orientato ai risultati</w:t>
-      </w:r>
-    </w:p>
-    <w:p>
-      <w:pPr>
-        <w:numPr>
-          <w:ilvl w:val="1"/>
-          <w:numId w:val="13"/>
-        </w:numPr>
-        <w:jc w:val="both"/>
-      </w:pPr>
-      <w:r>
         <w:rPr>
           <w:lang w:val="it-IT"/>
         </w:rPr>
-        <w:t xml:space="preserve">Concentrati sui tuoi obiettivi specifici, siano essi professionali, accademici o personali. </w:t>
-      </w:r>
-      <w:r>
-        <w:t>Corsi intensivi per risultati tangibili in breve tempo.</w:t>
-      </w:r>
-    </w:p>
-    <w:p>
-      <w:pPr>
-        <w:numPr>
-          <w:ilvl w:val="0"/>
-          <w:numId w:val="13"/>
-        </w:numPr>
-        <w:jc w:val="both"/>
+      </w:pPr>
+      <w:r>
         <w:rPr>
           <w:lang w:val="it-IT"/>
         </w:rPr>
-      </w:pPr>
-      <w:r>
-        <w:rPr>
-          <w:b/>
-          <w:bCs/>
-          <w:lang w:val="it-IT"/>
-        </w:rPr>
-        <w:t>Prepara il tuo inglese per il mondo</w:t>
+        <w:t>Accetto i Termini e le Condizioni relative alla privacy e alla gestione dei dati personali.</w:t>
       </w:r>
     </w:p>
     <w:p>
-      <w:pPr>
-        <w:numPr>
-          <w:ilvl w:val="1"/>
-          <w:numId w:val="13"/>
-        </w:numPr>
-        <w:jc w:val="both"/>
-        <w:rPr>
-          <w:lang w:val="it-IT"/>
-        </w:rPr>
-      </w:pPr>
-      <w:r>
-        <w:rPr>
-          <w:lang w:val="it-IT"/>
-        </w:rPr>
-        <w:t>Corsi specifici per viaggiatori, per migliorare rapidamente e vivere appieno ogni viaggio.</w:t>
-      </w:r>
-    </w:p>
-    <w:p>
-      <w:pPr>
-        <w:numPr>
-          <w:ilvl w:val="0"/>
-          <w:numId w:val="13"/>
-        </w:numPr>
-        <w:jc w:val="both"/>
-      </w:pPr>
       <w:r>
         <w:rPr>
           <w:b/>
           <w:bCs/>
         </w:rPr>
-        <w:lastRenderedPageBreak/>
-        <w:t>Un passaporto per il successo</w:t>
-      </w:r>
-    </w:p>
-    <w:p>
-      <w:pPr>
-        <w:numPr>
-          <w:ilvl w:val="1"/>
-          <w:numId w:val="13"/>
-        </w:numPr>
-        <w:jc w:val="both"/>
-        <w:rPr>
-          <w:lang w:val="it-IT"/>
-        </w:rPr>
-      </w:pPr>
-      <w:r>
-        <w:rPr>
-          <w:lang w:val="it-IT"/>
-        </w:rPr>
-        <w:t>Corsi su misura per professionisti e studenti, per comunicare con sicurezza in contesti internazionali.</w:t>
-      </w:r>
-    </w:p>
-    <w:p>
-      <w:pPr>
-        <w:jc w:val="both"/>
-      </w:pPr>
+        <w:t xml:space="preserve">6. </w:t>
+      </w:r>
+      <w:proofErr w:type="spellStart"/>
       <w:r>
         <w:rPr>
           <w:b/>
           <w:bCs/>
         </w:rPr>
-        <w:t>Sezione Chi Siamo?</w:t>
-      </w:r>
-    </w:p>
-    <w:p>
-      <w:pPr>
-        <w:numPr>
-          <w:ilvl w:val="0"/>
-          <w:numId w:val="14"/>
-        </w:numPr>
-        <w:jc w:val="both"/>
-      </w:pPr>
+        <w:t>Commenti</w:t>
+      </w:r>
+      <w:proofErr w:type="spellEnd"/>
       <w:r>
         <w:rPr>
           <w:b/>
           <w:bCs/>
         </w:rPr>
-        <w:t>Weekend English</w:t>
-      </w:r>
-    </w:p>
-    <w:p>
-      <w:pPr>
-        <w:numPr>
-          <w:ilvl w:val="1"/>
-          <w:numId w:val="14"/>
-        </w:numPr>
-        <w:jc w:val="both"/>
-      </w:pPr>
-      <w:r>
-        <w:t>Cameron</w:t>
-      </w:r>
-    </w:p>
-    <w:p>
-      <w:pPr>
-        <w:numPr>
-          <w:ilvl w:val="2"/>
-          <w:numId w:val="14"/>
-        </w:numPr>
-        <w:jc w:val="both"/>
-      </w:pPr>
-      <w:r>
-        <w:t>Teacher - Madrelingua inglese</w:t>
-      </w:r>
-    </w:p>
-    <w:p>
-      <w:pPr>
-        <w:numPr>
-          <w:ilvl w:val="0"/>
-          <w:numId w:val="14"/>
-        </w:numPr>
-        <w:jc w:val="both"/>
-      </w:pPr>
+        <w:t xml:space="preserve"> </w:t>
+      </w:r>
+      <w:proofErr w:type="spellStart"/>
       <w:r>
         <w:rPr>
           <w:b/>
           <w:bCs/>
         </w:rPr>
-        <w:t>La nostra storia</w:t>
-      </w:r>
-    </w:p>
-    <w:p>
-      <w:pPr>
-        <w:numPr>
-          <w:ilvl w:val="1"/>
-          <w:numId w:val="14"/>
-        </w:numPr>
-        <w:jc w:val="both"/>
-        <w:rPr>
-          <w:lang w:val="it-IT"/>
-        </w:rPr>
-      </w:pPr>
-      <w:r>
-        <w:rPr>
-          <w:lang w:val="it-IT"/>
-        </w:rPr>
-        <w:t>Cresciuto tra la cultura inglese e quella italiana, comprendo le sfide specifiche degli italiani nell'apprendimento dell'inglese. La mia esperienza mi permette di offrire un insegnamento mirato e personalizzato, con un focus particolare sulle difficoltà grammaticali e di pronuncia tipiche degli studenti italiani. Con Weekend English, il mio obiettivo è rendere l'apprendimento dell'inglese piacevole e adatto alle esigenze di chi vive in Italia.</w:t>
-      </w:r>
-    </w:p>
-    <w:p>
-      <w:pPr>
-        <w:jc w:val="both"/>
-      </w:pPr>
+        <w:t>aggiuntivi</w:t>
+      </w:r>
+      <w:proofErr w:type="spellEnd"/>
       <w:r>
         <w:rPr>
           <w:b/>
           <w:bCs/>
         </w:rPr>
-        <w:t>Sezione Corsi:</w:t>
-      </w:r>
-    </w:p>
-    <w:p>
-      <w:pPr>
-        <w:numPr>
-          <w:ilvl w:val="0"/>
-          <w:numId w:val="15"/>
-        </w:numPr>
-        <w:jc w:val="both"/>
-        <w:rPr>
-          <w:lang w:val="it-IT"/>
-        </w:rPr>
-      </w:pPr>
-      <w:r>
-        <w:rPr>
-          <w:b/>
-          <w:bCs/>
-          <w:lang w:val="it-IT"/>
-        </w:rPr>
-        <w:t>Cosa v</w:t>
-      </w:r>
-      <w:r>
-        <w:rPr>
-          <w:b/>
-          <w:bCs/>
-          <w:lang w:val="it-IT"/>
-        </w:rPr>
-        <w:t>orresti</w:t>
-      </w:r>
-      <w:r>
-        <w:rPr>
-          <w:b/>
-          <w:bCs/>
-          <w:lang w:val="it-IT"/>
-        </w:rPr>
-        <w:t xml:space="preserve"> migliorare?</w:t>
-      </w:r>
-      <w:r>
-        <w:rPr>
-          <w:lang w:val="it-IT"/>
-        </w:rPr>
-        <w:t xml:space="preserve"> </w:t>
-      </w:r>
-      <w:r>
-        <w:rPr>
-          <w:lang w:val="it-IT"/>
-        </w:rPr>
-        <w:t>Focalizziamoci sull'inglese di cui hai bisogno.</w:t>
-      </w:r>
-    </w:p>
-    <w:p>
-      <w:pPr>
-        <w:numPr>
-          <w:ilvl w:val="1"/>
-          <w:numId w:val="15"/>
-        </w:numPr>
-        <w:jc w:val="both"/>
-      </w:pPr>
+        <w:t xml:space="preserve"> (</w:t>
+      </w:r>
+      <w:proofErr w:type="spellStart"/>
       <w:r>
         <w:rPr>
           <w:b/>
           <w:bCs/>
         </w:rPr>
-        <w:t>Preparazione Colloquio</w:t>
-      </w:r>
-    </w:p>
-    <w:p>
-      <w:pPr>
-        <w:numPr>
-          <w:ilvl w:val="2"/>
-          <w:numId w:val="15"/>
-        </w:numPr>
-        <w:jc w:val="both"/>
-        <w:rPr>
-          <w:lang w:val="it-IT"/>
-        </w:rPr>
-      </w:pPr>
-      <w:r>
-        <w:rPr>
-          <w:lang w:val="it-IT"/>
-        </w:rPr>
-        <w:t>Ottimizza le tue abilità linguistiche per i colloqui in inglese.</w:t>
-      </w:r>
-    </w:p>
-    <w:p>
-      <w:pPr>
-        <w:numPr>
-          <w:ilvl w:val="1"/>
-          <w:numId w:val="15"/>
-        </w:numPr>
-        <w:jc w:val="both"/>
-      </w:pPr>
+        <w:t>opzionale</w:t>
+      </w:r>
+      <w:proofErr w:type="spellEnd"/>
       <w:r>
         <w:rPr>
           <w:b/>
           <w:bCs/>
         </w:rPr>
-        <w:t>Lezione di Conversazione</w:t>
+        <w:t>):</w:t>
       </w:r>
     </w:p>
     <w:p>
       <w:pPr>
         <w:numPr>
-          <w:ilvl w:val="2"/>
-          <w:numId w:val="15"/>
+          <w:ilvl w:val="0"/>
+          <w:numId w:val="23"/>
         </w:numPr>
-        <w:jc w:val="both"/>
+      </w:pPr>
+      <w:r>
+        <w:t>[</w:t>
+      </w:r>
+      <w:proofErr w:type="spellStart"/>
+      <w:r>
+        <w:t>Spazio</w:t>
+      </w:r>
+      <w:proofErr w:type="spellEnd"/>
+      <w:r>
+        <w:t xml:space="preserve"> per </w:t>
+      </w:r>
+      <w:proofErr w:type="spellStart"/>
+      <w:r>
+        <w:t>scrivere</w:t>
+      </w:r>
+      <w:proofErr w:type="spellEnd"/>
+      <w:r>
+        <w:t>]</w:t>
+      </w:r>
+    </w:p>
+    <w:p>
+      <w:r>
+        <w:lastRenderedPageBreak/>
+        <w:pict w14:anchorId="737E624F">
+          <v:rect id="_x0000_i1025" style="width:0;height:0" o:hralign="center" o:hrstd="t" o:hrnoshade="t" o:hr="t" fillcolor="#ececec" stroked="f"/>
+        </w:pict>
+      </w:r>
+    </w:p>
+    <w:p>
+      <w:pPr>
         <w:rPr>
           <w:lang w:val="it-IT"/>
         </w:rPr>
@@ -739,497 +498,15 @@
         <w:rPr>
           <w:lang w:val="it-IT"/>
         </w:rPr>
-        <w:t>Conversazioni mirate per migliorare la tua fluidità.</w:t>
+        <w:t>Questo form ti permetterà di raccogliere le informazioni necessarie in modo organizzato e consensuale. Assicurati di avere una chiara politica sulla privacy per informare i partecipanti su come verranno gestiti i loro dati. Potresti anche considerare di includere un link ai tuoi termini e condizioni per una maggiore trasparenza.</w:t>
       </w:r>
     </w:p>
     <w:p>
       <w:pPr>
-        <w:numPr>
-          <w:ilvl w:val="1"/>
-          <w:numId w:val="15"/>
-        </w:numPr>
-        <w:jc w:val="both"/>
-      </w:pPr>
-      <w:r>
-        <w:rPr>
-          <w:b/>
-          <w:bCs/>
-        </w:rPr>
-        <w:t>Certificazioni e Università</w:t>
-      </w:r>
-    </w:p>
-    <w:p>
-      <w:pPr>
-        <w:numPr>
-          <w:ilvl w:val="2"/>
-          <w:numId w:val="15"/>
-        </w:numPr>
-        <w:jc w:val="both"/>
         <w:rPr>
           <w:lang w:val="it-IT"/>
         </w:rPr>
       </w:pPr>
-      <w:r>
-        <w:rPr>
-          <w:lang w:val="it-IT"/>
-        </w:rPr>
-        <w:t>Preparazione per esami e certificazioni linguistiche.</w:t>
-      </w:r>
-    </w:p>
-    <w:p>
-      <w:pPr>
-        <w:numPr>
-          <w:ilvl w:val="1"/>
-          <w:numId w:val="15"/>
-        </w:numPr>
-        <w:jc w:val="both"/>
-      </w:pPr>
-      <w:r>
-        <w:rPr>
-          <w:b/>
-          <w:bCs/>
-        </w:rPr>
-        <w:t>Holiday Prep</w:t>
-      </w:r>
-    </w:p>
-    <w:p>
-      <w:pPr>
-        <w:numPr>
-          <w:ilvl w:val="2"/>
-          <w:numId w:val="15"/>
-        </w:numPr>
-        <w:jc w:val="both"/>
-        <w:rPr>
-          <w:lang w:val="it-IT"/>
-        </w:rPr>
-      </w:pPr>
-      <w:r>
-        <w:rPr>
-          <w:lang w:val="it-IT"/>
-        </w:rPr>
-        <w:t>Corso intensivo per prepararti alla tua prossima vacanza all'estero.</w:t>
-      </w:r>
-    </w:p>
-    <w:p>
-      <w:pPr>
-        <w:numPr>
-          <w:ilvl w:val="1"/>
-          <w:numId w:val="15"/>
-        </w:numPr>
-        <w:jc w:val="both"/>
-      </w:pPr>
-      <w:r>
-        <w:rPr>
-          <w:b/>
-          <w:bCs/>
-        </w:rPr>
-        <w:t>Business English</w:t>
-      </w:r>
-    </w:p>
-    <w:p>
-      <w:pPr>
-        <w:numPr>
-          <w:ilvl w:val="2"/>
-          <w:numId w:val="15"/>
-        </w:numPr>
-        <w:jc w:val="both"/>
-        <w:rPr>
-          <w:lang w:val="it-IT"/>
-        </w:rPr>
-      </w:pPr>
-      <w:r>
-        <w:rPr>
-          <w:lang w:val="it-IT"/>
-        </w:rPr>
-        <w:t>Impara l'essenziale per navigare nel mondo del business internazionale.</w:t>
-      </w:r>
-    </w:p>
-    <w:p>
-      <w:pPr>
-        <w:jc w:val="both"/>
-      </w:pPr>
-      <w:r>
-        <w:rPr>
-          <w:b/>
-          <w:bCs/>
-        </w:rPr>
-        <w:t>Sezione FAQ:</w:t>
-      </w:r>
-    </w:p>
-    <w:p>
-      <w:pPr>
-        <w:numPr>
-          <w:ilvl w:val="0"/>
-          <w:numId w:val="16"/>
-        </w:numPr>
-        <w:jc w:val="both"/>
-        <w:rPr>
-          <w:lang w:val="it-IT"/>
-        </w:rPr>
-      </w:pPr>
-      <w:r>
-        <w:rPr>
-          <w:b/>
-          <w:bCs/>
-          <w:lang w:val="it-IT"/>
-        </w:rPr>
-        <w:t>Quanti studenti insegni alla volta?</w:t>
-      </w:r>
-    </w:p>
-    <w:p>
-      <w:pPr>
-        <w:numPr>
-          <w:ilvl w:val="1"/>
-          <w:numId w:val="16"/>
-        </w:numPr>
-        <w:jc w:val="both"/>
-        <w:rPr>
-          <w:lang w:val="it-IT"/>
-        </w:rPr>
-      </w:pPr>
-      <w:r>
-        <w:rPr>
-          <w:lang w:val="it-IT"/>
-        </w:rPr>
-        <w:t>Insegno a un massimo di 3-4 studenti per garantire un'attenzione personalizzata. Insegno part-time, mantenendo un equilibrio con la mia carriera</w:t>
-      </w:r>
-      <w:r>
-        <w:rPr>
-          <w:lang w:val="it-IT"/>
-        </w:rPr>
-        <w:t xml:space="preserve"> fuori da Weekend English</w:t>
-      </w:r>
-      <w:r>
-        <w:rPr>
-          <w:lang w:val="it-IT"/>
-        </w:rPr>
-        <w:t>.</w:t>
-      </w:r>
-    </w:p>
-    <w:p>
-      <w:pPr>
-        <w:numPr>
-          <w:ilvl w:val="0"/>
-          <w:numId w:val="16"/>
-        </w:numPr>
-        <w:jc w:val="both"/>
-        <w:rPr>
-          <w:lang w:val="it-IT"/>
-        </w:rPr>
-      </w:pPr>
-      <w:r>
-        <w:rPr>
-          <w:b/>
-          <w:bCs/>
-          <w:lang w:val="it-IT"/>
-        </w:rPr>
-        <w:t>Cosa succede se non hai disponibilità?</w:t>
-      </w:r>
-    </w:p>
-    <w:p>
-      <w:pPr>
-        <w:numPr>
-          <w:ilvl w:val="1"/>
-          <w:numId w:val="16"/>
-        </w:numPr>
-        <w:jc w:val="both"/>
-        <w:rPr>
-          <w:lang w:val="it-IT"/>
-        </w:rPr>
-      </w:pPr>
-      <w:r>
-        <w:rPr>
-          <w:lang w:val="it-IT"/>
-        </w:rPr>
-        <w:lastRenderedPageBreak/>
-        <w:t>Quando si libera un posto, ti contatterò!</w:t>
-      </w:r>
-    </w:p>
-    <w:p>
-      <w:pPr>
-        <w:numPr>
-          <w:ilvl w:val="0"/>
-          <w:numId w:val="16"/>
-        </w:numPr>
-        <w:jc w:val="both"/>
-      </w:pPr>
-      <w:r>
-        <w:rPr>
-          <w:b/>
-          <w:bCs/>
-        </w:rPr>
-        <w:t>Lezioni solo nel weekend?</w:t>
-      </w:r>
-    </w:p>
-    <w:p>
-      <w:pPr>
-        <w:numPr>
-          <w:ilvl w:val="1"/>
-          <w:numId w:val="16"/>
-        </w:numPr>
-        <w:jc w:val="both"/>
-        <w:rPr>
-          <w:lang w:val="it-IT"/>
-        </w:rPr>
-      </w:pPr>
-      <w:r>
-        <w:rPr>
-          <w:lang w:val="it-IT"/>
-        </w:rPr>
-        <w:t>Principalmente sabato mattina (9-13) e lunedì sera (20-22), ma possiamo discutere di orari alternativi se necessario.</w:t>
-      </w:r>
-    </w:p>
-    <w:p>
-      <w:pPr>
-        <w:pStyle w:val="ListParagraph"/>
-        <w:numPr>
-          <w:ilvl w:val="0"/>
-          <w:numId w:val="16"/>
-        </w:numPr>
-        <w:jc w:val="both"/>
-        <w:rPr>
-          <w:b/>
-          <w:bCs/>
-          <w:lang w:val="it-IT"/>
-        </w:rPr>
-      </w:pPr>
-      <w:r>
-        <w:rPr>
-          <w:b/>
-          <w:bCs/>
-          <w:lang w:val="it-IT"/>
-        </w:rPr>
-        <w:t>Come sono strutturate le lezioni?</w:t>
-      </w:r>
-    </w:p>
-    <w:p>
-      <w:pPr>
-        <w:pStyle w:val="ListParagraph"/>
-        <w:numPr>
-          <w:ilvl w:val="1"/>
-          <w:numId w:val="16"/>
-        </w:numPr>
-        <w:jc w:val="both"/>
-        <w:rPr>
-          <w:lang w:val="it-IT"/>
-        </w:rPr>
-      </w:pPr>
-      <w:r>
-        <w:rPr>
-          <w:lang w:val="it-IT"/>
-        </w:rPr>
-        <w:t>Ogni lezione è personalizzata in base al livello e agli obiettivi dell'allievo, con un mix di conversazione, grammatica e ascolto.</w:t>
-      </w:r>
-    </w:p>
-    <w:p>
-      <w:pPr>
-        <w:jc w:val="both"/>
-        <w:rPr>
-          <w:lang w:val="it-IT"/>
-        </w:rPr>
-      </w:pPr>
-    </w:p>
-    <w:p>
-      <w:pPr>
-        <w:jc w:val="both"/>
-        <w:rPr>
-          <w:lang w:val="it-IT"/>
-        </w:rPr>
-      </w:pPr>
-      <w:r>
-        <w:rPr>
-          <w:lang w:val="it-IT"/>
-        </w:rPr>
-        <w:t>Pagina Corsi:</w:t>
-      </w:r>
-    </w:p>
-    <w:p>
-      <w:pPr>
-        <w:numPr>
-          <w:ilvl w:val="0"/>
-          <w:numId w:val="17"/>
-        </w:numPr>
-        <w:jc w:val="both"/>
-      </w:pPr>
-      <w:r>
-        <w:rPr>
-          <w:b/>
-          <w:bCs/>
-        </w:rPr>
-        <w:t>Preparazione Colloquio</w:t>
-      </w:r>
-    </w:p>
-    <w:p>
-      <w:pPr>
-        <w:numPr>
-          <w:ilvl w:val="1"/>
-          <w:numId w:val="17"/>
-        </w:numPr>
-        <w:jc w:val="both"/>
-        <w:rPr>
-          <w:lang w:val="it-IT"/>
-        </w:rPr>
-      </w:pPr>
-      <w:r>
-        <w:rPr>
-          <w:lang w:val="it-IT"/>
-        </w:rPr>
-        <w:t>Il percorso di Preparazione Colloquio è ideato per affinare le tue capacità di comunicazione in vista di colloqui di lavoro in lingua inglese. Si pone l'accento sullo sviluppo di un vocabolario specifico al settore di interesse, sull'impiego di espressioni formali e sulle strategie per presentarsi in modo convincente. Con esercizi pratici come l'analisi di esempi reali di colloqui e la partecipazione a simulazioni, ogni studente riceve un'attenzione personalizzata per affrontare con sicurezza questa importante fase professionale.</w:t>
-      </w:r>
-    </w:p>
-    <w:p>
-      <w:pPr>
-        <w:numPr>
-          <w:ilvl w:val="0"/>
-          <w:numId w:val="17"/>
-        </w:numPr>
-        <w:jc w:val="both"/>
-        <w:rPr>
-          <w:lang w:val="it-IT"/>
-        </w:rPr>
-      </w:pPr>
-      <w:r>
-        <w:rPr>
-          <w:b/>
-          <w:bCs/>
-          <w:lang w:val="it-IT"/>
-        </w:rPr>
-        <w:t>Lezione di Conversazione</w:t>
-      </w:r>
-    </w:p>
-    <w:p>
-      <w:pPr>
-        <w:numPr>
-          <w:ilvl w:val="1"/>
-          <w:numId w:val="17"/>
-        </w:numPr>
-        <w:jc w:val="both"/>
-        <w:rPr>
-          <w:lang w:val="it-IT"/>
-        </w:rPr>
-      </w:pPr>
-      <w:r>
-        <w:rPr>
-          <w:lang w:val="it-IT"/>
-        </w:rPr>
-        <w:t>Nel percorso di Conversazione, l'obiettivo è migliorare la fluidità e la sicurezza nel parlare. Attraverso esercizi mirati, si lavora su dialoghi quotidiani e situazioni reali per affinare la pronuncia e arricchire il vocabolario. Questo percorso offre un ambiente dinamico e interattivo, dove gli studenti possono esercitarsi in conversazioni sia guidate che libere, ricevendo consigli e correzioni per un miglioramento continuo.</w:t>
-      </w:r>
-    </w:p>
-    <w:p>
-      <w:pPr>
-        <w:numPr>
-          <w:ilvl w:val="0"/>
-          <w:numId w:val="17"/>
-        </w:numPr>
-        <w:jc w:val="both"/>
-        <w:rPr>
-          <w:lang w:val="it-IT"/>
-        </w:rPr>
-      </w:pPr>
-      <w:r>
-        <w:rPr>
-          <w:b/>
-          <w:bCs/>
-          <w:lang w:val="it-IT"/>
-        </w:rPr>
-        <w:t>Certificazioni e Università</w:t>
-      </w:r>
-    </w:p>
-    <w:p>
-      <w:pPr>
-        <w:numPr>
-          <w:ilvl w:val="1"/>
-          <w:numId w:val="17"/>
-        </w:numPr>
-        <w:jc w:val="both"/>
-        <w:rPr>
-          <w:lang w:val="it-IT"/>
-        </w:rPr>
-      </w:pPr>
-      <w:r>
-        <w:rPr>
-          <w:lang w:val="it-IT"/>
-        </w:rPr>
-        <w:t>Questo percorso è specificamente progettato per chi si prepara ad esami e certificazioni linguistiche come IELTS, TOEFL, Cambridge. Si pone enfasi sulle tecniche di esame, sulla comprensione e produzione scritta, sulla lettura critica e sull'ascolto. Con un approccio mirato, gli studenti vengono guidati attraverso i vari aspetti dell'esame, assicurando una preparazione completa e approfondita.</w:t>
-      </w:r>
-    </w:p>
-    <w:p>
-      <w:pPr>
-        <w:numPr>
-          <w:ilvl w:val="0"/>
-          <w:numId w:val="17"/>
-        </w:numPr>
-        <w:jc w:val="both"/>
-      </w:pPr>
-      <w:r>
-        <w:rPr>
-          <w:b/>
-          <w:bCs/>
-        </w:rPr>
-        <w:t>Holiday Prep</w:t>
-      </w:r>
-    </w:p>
-    <w:p>
-      <w:pPr>
-        <w:numPr>
-          <w:ilvl w:val="1"/>
-          <w:numId w:val="17"/>
-        </w:numPr>
-        <w:jc w:val="both"/>
-        <w:rPr>
-          <w:lang w:val="it-IT"/>
-        </w:rPr>
-      </w:pPr>
-      <w:r>
-        <w:rPr>
-          <w:lang w:val="it-IT"/>
-        </w:rPr>
-        <w:t>Il percorso Holiday Prep è un corso intensivo che ti prepara linguisticamente per la tua prossima vacanza all'estero. Imparerai frasi utili, aspetti culturali legati al viaggio, e tecniche di comunicazione pratica per rendere il tuo viaggio più piacevole e senza stress. Questo percorso è ideale per chi vuole immergersi nella lingua e nella cultura di una destinazione straniera</w:t>
-      </w:r>
-      <w:r>
-        <w:rPr>
-          <w:lang w:val="it-IT"/>
-        </w:rPr>
-        <w:t>.</w:t>
-      </w:r>
-    </w:p>
-    <w:p>
-      <w:pPr>
-        <w:numPr>
-          <w:ilvl w:val="0"/>
-          <w:numId w:val="17"/>
-        </w:numPr>
-        <w:jc w:val="both"/>
-        <w:rPr>
-          <w:lang w:val="it-IT"/>
-        </w:rPr>
-      </w:pPr>
-      <w:r>
-        <w:rPr>
-          <w:b/>
-          <w:bCs/>
-        </w:rPr>
-        <w:t>Business English</w:t>
-      </w:r>
-    </w:p>
-    <w:p>
-      <w:pPr>
-        <w:numPr>
-          <w:ilvl w:val="1"/>
-          <w:numId w:val="17"/>
-        </w:numPr>
-        <w:jc w:val="both"/>
-        <w:rPr>
-          <w:lang w:val="it-IT"/>
-        </w:rPr>
-      </w:pPr>
-      <w:r>
-        <w:rPr>
-          <w:lang w:val="it-IT"/>
-        </w:rPr>
-        <w:lastRenderedPageBreak/>
-        <w:t>Il percorso di Business English è studiato per immergerti nel linguaggio specifico del mondo degli affari internazionali. Oltre alla terminologia tecnica e alla comunicazione formale, una particolare attenzione è dedicata a frasi idiomatiche e jargon comunemente usati dai madrelingua, che spesso non sono immediatamente comprensibili a chi non è nativo. Imparerai espressioni e modi di dire tipici dell'ambiente lavorativo, indispensabili per comprendere e partecipare attivamente a discussioni, presentazioni e negoziazioni. Questo aspetto del corso è cruciale per sviluppare una comprensione più profonda e autentica del Business English, consentendoti di interagire con sicurezza e professionalità in un contesto aziendale internazionale.</w:t>
-      </w:r>
     </w:p>
     <w:sectPr>
       <w:pgSz w:w="12240" w:h="15840"/>
@@ -1244,6 +521,155 @@
 <file path=word/numbering.xml><?xml version="1.0" encoding="utf-8"?>
 <w:numbering xmlns:wpc="http://schemas.microsoft.com/office/word/2010/wordprocessingCanvas" xmlns:cx="http://schemas.microsoft.com/office/drawing/2014/chartex" xmlns:cx1="http://schemas.microsoft.com/office/drawing/2015/9/8/chartex" xmlns:cx2="http://schemas.microsoft.com/office/drawing/2015/10/21/chartex" xmlns:cx3="http://schemas.microsoft.com/office/drawing/2016/5/9/chartex" xmlns:cx4="http://schemas.microsoft.com/office/drawing/2016/5/10/chartex" xmlns:cx5="http://schemas.microsoft.com/office/drawing/2016/5/11/chartex" xmlns:cx6="http://schemas.microsoft.com/office/drawing/2016/5/12/chartex" xmlns:cx7="http://schemas.microsoft.com/office/drawing/2016/5/13/chartex" xmlns:cx8="http://schemas.microsoft.com/office/drawing/2016/5/14/chartex" xmlns:mc="http://schemas.openxmlformats.org/markup-compatibility/2006" xmlns:aink="http://schemas.microsoft.com/office/drawing/2016/ink" xmlns:am3d="http://schemas.microsoft.com/office/drawing/2017/model3d" xmlns:o="urn:schemas-microsoft-com:office:office" xmlns:oel="http://schemas.microsoft.com/office/2019/extlst" xmlns:r="http://schemas.openxmlformats.org/officeDocument/2006/relationships" xmlns:m="http://schemas.openxmlformats.org/officeDocument/2006/math" xmlns:v="urn:schemas-microsoft-com:vml" xmlns:wp14="http://schemas.microsoft.com/office/word/2010/wordprocessingDrawing" xmlns:wp="http://schemas.openxmlformats.org/drawingml/2006/wordprocessingDrawing" xmlns:w10="urn:schemas-microsoft-com:office:word" xmlns:w="http://schemas.openxmlformats.org/wordprocessingml/2006/main" xmlns:w14="http://schemas.microsoft.com/office/word/2010/wordml" xmlns:w15="http://schemas.microsoft.com/office/word/2012/wordml" xmlns:w16cex="http://schemas.microsoft.com/office/word/2018/wordml/cex" xmlns:w16cid="http://schemas.microsoft.com/office/word/2016/wordml/cid" xmlns:w16="http://schemas.microsoft.com/office/word/2018/wordml" xmlns:w16sdtdh="http://schemas.microsoft.com/office/word/2020/wordml/sdtdatahash" xmlns:w16se="http://schemas.microsoft.com/office/word/2015/wordml/symex" xmlns:wpg="http://schemas.microsoft.com/office/word/2010/wordprocessingGroup" xmlns:wpi="http://schemas.microsoft.com/office/word/2010/wordprocessingInk" xmlns:wne="http://schemas.microsoft.com/office/word/2006/wordml" xmlns:wps="http://schemas.microsoft.com/office/word/2010/wordprocessingShape" mc:Ignorable="w14 w15 w16se w16cid w16 w16cex w16sdtdh wp14">
   <w:abstractNum w:abstractNumId="0" w15:restartNumberingAfterBreak="0">
+    <w:nsid w:val="01733554"/>
+    <w:multiLevelType w:val="multilevel"/>
+    <w:tmpl w:val="3A4A7ED2"/>
+    <w:lvl w:ilvl="0">
+      <w:start w:val="1"/>
+      <w:numFmt w:val="bullet"/>
+      <w:lvlText w:val=""/>
+      <w:lvlJc w:val="left"/>
+      <w:pPr>
+        <w:tabs>
+          <w:tab w:val="num" w:pos="720"/>
+        </w:tabs>
+        <w:ind w:left="720" w:hanging="360"/>
+      </w:pPr>
+      <w:rPr>
+        <w:rFonts w:ascii="Symbol" w:hAnsi="Symbol" w:hint="default"/>
+        <w:sz w:val="20"/>
+      </w:rPr>
+    </w:lvl>
+    <w:lvl w:ilvl="1" w:tentative="1">
+      <w:start w:val="1"/>
+      <w:numFmt w:val="bullet"/>
+      <w:lvlText w:val=""/>
+      <w:lvlJc w:val="left"/>
+      <w:pPr>
+        <w:tabs>
+          <w:tab w:val="num" w:pos="1440"/>
+        </w:tabs>
+        <w:ind w:left="1440" w:hanging="360"/>
+      </w:pPr>
+      <w:rPr>
+        <w:rFonts w:ascii="Symbol" w:hAnsi="Symbol" w:hint="default"/>
+        <w:sz w:val="20"/>
+      </w:rPr>
+    </w:lvl>
+    <w:lvl w:ilvl="2" w:tentative="1">
+      <w:start w:val="1"/>
+      <w:numFmt w:val="bullet"/>
+      <w:lvlText w:val=""/>
+      <w:lvlJc w:val="left"/>
+      <w:pPr>
+        <w:tabs>
+          <w:tab w:val="num" w:pos="2160"/>
+        </w:tabs>
+        <w:ind w:left="2160" w:hanging="360"/>
+      </w:pPr>
+      <w:rPr>
+        <w:rFonts w:ascii="Symbol" w:hAnsi="Symbol" w:hint="default"/>
+        <w:sz w:val="20"/>
+      </w:rPr>
+    </w:lvl>
+    <w:lvl w:ilvl="3" w:tentative="1">
+      <w:start w:val="1"/>
+      <w:numFmt w:val="bullet"/>
+      <w:lvlText w:val=""/>
+      <w:lvlJc w:val="left"/>
+      <w:pPr>
+        <w:tabs>
+          <w:tab w:val="num" w:pos="2880"/>
+        </w:tabs>
+        <w:ind w:left="2880" w:hanging="360"/>
+      </w:pPr>
+      <w:rPr>
+        <w:rFonts w:ascii="Symbol" w:hAnsi="Symbol" w:hint="default"/>
+        <w:sz w:val="20"/>
+      </w:rPr>
+    </w:lvl>
+    <w:lvl w:ilvl="4" w:tentative="1">
+      <w:start w:val="1"/>
+      <w:numFmt w:val="bullet"/>
+      <w:lvlText w:val=""/>
+      <w:lvlJc w:val="left"/>
+      <w:pPr>
+        <w:tabs>
+          <w:tab w:val="num" w:pos="3600"/>
+        </w:tabs>
+        <w:ind w:left="3600" w:hanging="360"/>
+      </w:pPr>
+      <w:rPr>
+        <w:rFonts w:ascii="Symbol" w:hAnsi="Symbol" w:hint="default"/>
+        <w:sz w:val="20"/>
+      </w:rPr>
+    </w:lvl>
+    <w:lvl w:ilvl="5" w:tentative="1">
+      <w:start w:val="1"/>
+      <w:numFmt w:val="bullet"/>
+      <w:lvlText w:val=""/>
+      <w:lvlJc w:val="left"/>
+      <w:pPr>
+        <w:tabs>
+          <w:tab w:val="num" w:pos="4320"/>
+        </w:tabs>
+        <w:ind w:left="4320" w:hanging="360"/>
+      </w:pPr>
+      <w:rPr>
+        <w:rFonts w:ascii="Symbol" w:hAnsi="Symbol" w:hint="default"/>
+        <w:sz w:val="20"/>
+      </w:rPr>
+    </w:lvl>
+    <w:lvl w:ilvl="6" w:tentative="1">
+      <w:start w:val="1"/>
+      <w:numFmt w:val="bullet"/>
+      <w:lvlText w:val=""/>
+      <w:lvlJc w:val="left"/>
+      <w:pPr>
+        <w:tabs>
+          <w:tab w:val="num" w:pos="5040"/>
+        </w:tabs>
+        <w:ind w:left="5040" w:hanging="360"/>
+      </w:pPr>
+      <w:rPr>
+        <w:rFonts w:ascii="Symbol" w:hAnsi="Symbol" w:hint="default"/>
+        <w:sz w:val="20"/>
+      </w:rPr>
+    </w:lvl>
+    <w:lvl w:ilvl="7" w:tentative="1">
+      <w:start w:val="1"/>
+      <w:numFmt w:val="bullet"/>
+      <w:lvlText w:val=""/>
+      <w:lvlJc w:val="left"/>
+      <w:pPr>
+        <w:tabs>
+          <w:tab w:val="num" w:pos="5760"/>
+        </w:tabs>
+        <w:ind w:left="5760" w:hanging="360"/>
+      </w:pPr>
+      <w:rPr>
+        <w:rFonts w:ascii="Symbol" w:hAnsi="Symbol" w:hint="default"/>
+        <w:sz w:val="20"/>
+      </w:rPr>
+    </w:lvl>
+    <w:lvl w:ilvl="8" w:tentative="1">
+      <w:start w:val="1"/>
+      <w:numFmt w:val="bullet"/>
+      <w:lvlText w:val=""/>
+      <w:lvlJc w:val="left"/>
+      <w:pPr>
+        <w:tabs>
+          <w:tab w:val="num" w:pos="6480"/>
+        </w:tabs>
+        <w:ind w:left="6480" w:hanging="360"/>
+      </w:pPr>
+      <w:rPr>
+        <w:rFonts w:ascii="Symbol" w:hAnsi="Symbol" w:hint="default"/>
+        <w:sz w:val="20"/>
+      </w:rPr>
+    </w:lvl>
+  </w:abstractNum>
+  <w:abstractNum w:abstractNumId="1" w15:restartNumberingAfterBreak="0">
     <w:nsid w:val="042706E1"/>
     <w:multiLevelType w:val="multilevel"/>
     <w:tmpl w:val="41585854"/>
@@ -1360,7 +786,7 @@
       </w:pPr>
     </w:lvl>
   </w:abstractNum>
-  <w:abstractNum w:abstractNumId="1" w15:restartNumberingAfterBreak="0">
+  <w:abstractNum w:abstractNumId="2" w15:restartNumberingAfterBreak="0">
     <w:nsid w:val="0DE360EF"/>
     <w:multiLevelType w:val="multilevel"/>
     <w:tmpl w:val="0F209AB2"/>
@@ -1509,7 +935,7 @@
       </w:rPr>
     </w:lvl>
   </w:abstractNum>
-  <w:abstractNum w:abstractNumId="2" w15:restartNumberingAfterBreak="0">
+  <w:abstractNum w:abstractNumId="3" w15:restartNumberingAfterBreak="0">
     <w:nsid w:val="15615522"/>
     <w:multiLevelType w:val="multilevel"/>
     <w:tmpl w:val="686A00D2"/>
@@ -1658,7 +1084,7 @@
       </w:rPr>
     </w:lvl>
   </w:abstractNum>
-  <w:abstractNum w:abstractNumId="3" w15:restartNumberingAfterBreak="0">
+  <w:abstractNum w:abstractNumId="4" w15:restartNumberingAfterBreak="0">
     <w:nsid w:val="1ABD00A4"/>
     <w:multiLevelType w:val="multilevel"/>
     <w:tmpl w:val="0F209AB2"/>
@@ -1807,7 +1233,7 @@
       </w:rPr>
     </w:lvl>
   </w:abstractNum>
-  <w:abstractNum w:abstractNumId="4" w15:restartNumberingAfterBreak="0">
+  <w:abstractNum w:abstractNumId="5" w15:restartNumberingAfterBreak="0">
     <w:nsid w:val="31401C8A"/>
     <w:multiLevelType w:val="multilevel"/>
     <w:tmpl w:val="3B12ABD4"/>
@@ -1956,7 +1382,7 @@
       </w:rPr>
     </w:lvl>
   </w:abstractNum>
-  <w:abstractNum w:abstractNumId="5" w15:restartNumberingAfterBreak="0">
+  <w:abstractNum w:abstractNumId="6" w15:restartNumberingAfterBreak="0">
     <w:nsid w:val="3E377E37"/>
     <w:multiLevelType w:val="multilevel"/>
     <w:tmpl w:val="90CA0F16"/>
@@ -2073,7 +1499,7 @@
       </w:pPr>
     </w:lvl>
   </w:abstractNum>
-  <w:abstractNum w:abstractNumId="6" w15:restartNumberingAfterBreak="0">
+  <w:abstractNum w:abstractNumId="7" w15:restartNumberingAfterBreak="0">
     <w:nsid w:val="40AF3BD3"/>
     <w:multiLevelType w:val="multilevel"/>
     <w:tmpl w:val="0F209AB2"/>
@@ -2222,7 +1648,305 @@
       </w:rPr>
     </w:lvl>
   </w:abstractNum>
-  <w:abstractNum w:abstractNumId="7" w15:restartNumberingAfterBreak="0">
+  <w:abstractNum w:abstractNumId="8" w15:restartNumberingAfterBreak="0">
+    <w:nsid w:val="459C4137"/>
+    <w:multiLevelType w:val="multilevel"/>
+    <w:tmpl w:val="19CE6FA6"/>
+    <w:lvl w:ilvl="0">
+      <w:start w:val="1"/>
+      <w:numFmt w:val="bullet"/>
+      <w:lvlText w:val=""/>
+      <w:lvlJc w:val="left"/>
+      <w:pPr>
+        <w:tabs>
+          <w:tab w:val="num" w:pos="720"/>
+        </w:tabs>
+        <w:ind w:left="720" w:hanging="360"/>
+      </w:pPr>
+      <w:rPr>
+        <w:rFonts w:ascii="Symbol" w:hAnsi="Symbol" w:hint="default"/>
+        <w:sz w:val="20"/>
+      </w:rPr>
+    </w:lvl>
+    <w:lvl w:ilvl="1" w:tentative="1">
+      <w:start w:val="1"/>
+      <w:numFmt w:val="bullet"/>
+      <w:lvlText w:val=""/>
+      <w:lvlJc w:val="left"/>
+      <w:pPr>
+        <w:tabs>
+          <w:tab w:val="num" w:pos="1440"/>
+        </w:tabs>
+        <w:ind w:left="1440" w:hanging="360"/>
+      </w:pPr>
+      <w:rPr>
+        <w:rFonts w:ascii="Symbol" w:hAnsi="Symbol" w:hint="default"/>
+        <w:sz w:val="20"/>
+      </w:rPr>
+    </w:lvl>
+    <w:lvl w:ilvl="2" w:tentative="1">
+      <w:start w:val="1"/>
+      <w:numFmt w:val="bullet"/>
+      <w:lvlText w:val=""/>
+      <w:lvlJc w:val="left"/>
+      <w:pPr>
+        <w:tabs>
+          <w:tab w:val="num" w:pos="2160"/>
+        </w:tabs>
+        <w:ind w:left="2160" w:hanging="360"/>
+      </w:pPr>
+      <w:rPr>
+        <w:rFonts w:ascii="Symbol" w:hAnsi="Symbol" w:hint="default"/>
+        <w:sz w:val="20"/>
+      </w:rPr>
+    </w:lvl>
+    <w:lvl w:ilvl="3" w:tentative="1">
+      <w:start w:val="1"/>
+      <w:numFmt w:val="bullet"/>
+      <w:lvlText w:val=""/>
+      <w:lvlJc w:val="left"/>
+      <w:pPr>
+        <w:tabs>
+          <w:tab w:val="num" w:pos="2880"/>
+        </w:tabs>
+        <w:ind w:left="2880" w:hanging="360"/>
+      </w:pPr>
+      <w:rPr>
+        <w:rFonts w:ascii="Symbol" w:hAnsi="Symbol" w:hint="default"/>
+        <w:sz w:val="20"/>
+      </w:rPr>
+    </w:lvl>
+    <w:lvl w:ilvl="4" w:tentative="1">
+      <w:start w:val="1"/>
+      <w:numFmt w:val="bullet"/>
+      <w:lvlText w:val=""/>
+      <w:lvlJc w:val="left"/>
+      <w:pPr>
+        <w:tabs>
+          <w:tab w:val="num" w:pos="3600"/>
+        </w:tabs>
+        <w:ind w:left="3600" w:hanging="360"/>
+      </w:pPr>
+      <w:rPr>
+        <w:rFonts w:ascii="Symbol" w:hAnsi="Symbol" w:hint="default"/>
+        <w:sz w:val="20"/>
+      </w:rPr>
+    </w:lvl>
+    <w:lvl w:ilvl="5" w:tentative="1">
+      <w:start w:val="1"/>
+      <w:numFmt w:val="bullet"/>
+      <w:lvlText w:val=""/>
+      <w:lvlJc w:val="left"/>
+      <w:pPr>
+        <w:tabs>
+          <w:tab w:val="num" w:pos="4320"/>
+        </w:tabs>
+        <w:ind w:left="4320" w:hanging="360"/>
+      </w:pPr>
+      <w:rPr>
+        <w:rFonts w:ascii="Symbol" w:hAnsi="Symbol" w:hint="default"/>
+        <w:sz w:val="20"/>
+      </w:rPr>
+    </w:lvl>
+    <w:lvl w:ilvl="6" w:tentative="1">
+      <w:start w:val="1"/>
+      <w:numFmt w:val="bullet"/>
+      <w:lvlText w:val=""/>
+      <w:lvlJc w:val="left"/>
+      <w:pPr>
+        <w:tabs>
+          <w:tab w:val="num" w:pos="5040"/>
+        </w:tabs>
+        <w:ind w:left="5040" w:hanging="360"/>
+      </w:pPr>
+      <w:rPr>
+        <w:rFonts w:ascii="Symbol" w:hAnsi="Symbol" w:hint="default"/>
+        <w:sz w:val="20"/>
+      </w:rPr>
+    </w:lvl>
+    <w:lvl w:ilvl="7" w:tentative="1">
+      <w:start w:val="1"/>
+      <w:numFmt w:val="bullet"/>
+      <w:lvlText w:val=""/>
+      <w:lvlJc w:val="left"/>
+      <w:pPr>
+        <w:tabs>
+          <w:tab w:val="num" w:pos="5760"/>
+        </w:tabs>
+        <w:ind w:left="5760" w:hanging="360"/>
+      </w:pPr>
+      <w:rPr>
+        <w:rFonts w:ascii="Symbol" w:hAnsi="Symbol" w:hint="default"/>
+        <w:sz w:val="20"/>
+      </w:rPr>
+    </w:lvl>
+    <w:lvl w:ilvl="8" w:tentative="1">
+      <w:start w:val="1"/>
+      <w:numFmt w:val="bullet"/>
+      <w:lvlText w:val=""/>
+      <w:lvlJc w:val="left"/>
+      <w:pPr>
+        <w:tabs>
+          <w:tab w:val="num" w:pos="6480"/>
+        </w:tabs>
+        <w:ind w:left="6480" w:hanging="360"/>
+      </w:pPr>
+      <w:rPr>
+        <w:rFonts w:ascii="Symbol" w:hAnsi="Symbol" w:hint="default"/>
+        <w:sz w:val="20"/>
+      </w:rPr>
+    </w:lvl>
+  </w:abstractNum>
+  <w:abstractNum w:abstractNumId="9" w15:restartNumberingAfterBreak="0">
+    <w:nsid w:val="47F550DA"/>
+    <w:multiLevelType w:val="multilevel"/>
+    <w:tmpl w:val="1396E210"/>
+    <w:lvl w:ilvl="0">
+      <w:start w:val="1"/>
+      <w:numFmt w:val="bullet"/>
+      <w:lvlText w:val=""/>
+      <w:lvlJc w:val="left"/>
+      <w:pPr>
+        <w:tabs>
+          <w:tab w:val="num" w:pos="720"/>
+        </w:tabs>
+        <w:ind w:left="720" w:hanging="360"/>
+      </w:pPr>
+      <w:rPr>
+        <w:rFonts w:ascii="Symbol" w:hAnsi="Symbol" w:hint="default"/>
+        <w:sz w:val="20"/>
+      </w:rPr>
+    </w:lvl>
+    <w:lvl w:ilvl="1" w:tentative="1">
+      <w:start w:val="1"/>
+      <w:numFmt w:val="bullet"/>
+      <w:lvlText w:val=""/>
+      <w:lvlJc w:val="left"/>
+      <w:pPr>
+        <w:tabs>
+          <w:tab w:val="num" w:pos="1440"/>
+        </w:tabs>
+        <w:ind w:left="1440" w:hanging="360"/>
+      </w:pPr>
+      <w:rPr>
+        <w:rFonts w:ascii="Symbol" w:hAnsi="Symbol" w:hint="default"/>
+        <w:sz w:val="20"/>
+      </w:rPr>
+    </w:lvl>
+    <w:lvl w:ilvl="2" w:tentative="1">
+      <w:start w:val="1"/>
+      <w:numFmt w:val="bullet"/>
+      <w:lvlText w:val=""/>
+      <w:lvlJc w:val="left"/>
+      <w:pPr>
+        <w:tabs>
+          <w:tab w:val="num" w:pos="2160"/>
+        </w:tabs>
+        <w:ind w:left="2160" w:hanging="360"/>
+      </w:pPr>
+      <w:rPr>
+        <w:rFonts w:ascii="Symbol" w:hAnsi="Symbol" w:hint="default"/>
+        <w:sz w:val="20"/>
+      </w:rPr>
+    </w:lvl>
+    <w:lvl w:ilvl="3" w:tentative="1">
+      <w:start w:val="1"/>
+      <w:numFmt w:val="bullet"/>
+      <w:lvlText w:val=""/>
+      <w:lvlJc w:val="left"/>
+      <w:pPr>
+        <w:tabs>
+          <w:tab w:val="num" w:pos="2880"/>
+        </w:tabs>
+        <w:ind w:left="2880" w:hanging="360"/>
+      </w:pPr>
+      <w:rPr>
+        <w:rFonts w:ascii="Symbol" w:hAnsi="Symbol" w:hint="default"/>
+        <w:sz w:val="20"/>
+      </w:rPr>
+    </w:lvl>
+    <w:lvl w:ilvl="4" w:tentative="1">
+      <w:start w:val="1"/>
+      <w:numFmt w:val="bullet"/>
+      <w:lvlText w:val=""/>
+      <w:lvlJc w:val="left"/>
+      <w:pPr>
+        <w:tabs>
+          <w:tab w:val="num" w:pos="3600"/>
+        </w:tabs>
+        <w:ind w:left="3600" w:hanging="360"/>
+      </w:pPr>
+      <w:rPr>
+        <w:rFonts w:ascii="Symbol" w:hAnsi="Symbol" w:hint="default"/>
+        <w:sz w:val="20"/>
+      </w:rPr>
+    </w:lvl>
+    <w:lvl w:ilvl="5" w:tentative="1">
+      <w:start w:val="1"/>
+      <w:numFmt w:val="bullet"/>
+      <w:lvlText w:val=""/>
+      <w:lvlJc w:val="left"/>
+      <w:pPr>
+        <w:tabs>
+          <w:tab w:val="num" w:pos="4320"/>
+        </w:tabs>
+        <w:ind w:left="4320" w:hanging="360"/>
+      </w:pPr>
+      <w:rPr>
+        <w:rFonts w:ascii="Symbol" w:hAnsi="Symbol" w:hint="default"/>
+        <w:sz w:val="20"/>
+      </w:rPr>
+    </w:lvl>
+    <w:lvl w:ilvl="6" w:tentative="1">
+      <w:start w:val="1"/>
+      <w:numFmt w:val="bullet"/>
+      <w:lvlText w:val=""/>
+      <w:lvlJc w:val="left"/>
+      <w:pPr>
+        <w:tabs>
+          <w:tab w:val="num" w:pos="5040"/>
+        </w:tabs>
+        <w:ind w:left="5040" w:hanging="360"/>
+      </w:pPr>
+      <w:rPr>
+        <w:rFonts w:ascii="Symbol" w:hAnsi="Symbol" w:hint="default"/>
+        <w:sz w:val="20"/>
+      </w:rPr>
+    </w:lvl>
+    <w:lvl w:ilvl="7" w:tentative="1">
+      <w:start w:val="1"/>
+      <w:numFmt w:val="bullet"/>
+      <w:lvlText w:val=""/>
+      <w:lvlJc w:val="left"/>
+      <w:pPr>
+        <w:tabs>
+          <w:tab w:val="num" w:pos="5760"/>
+        </w:tabs>
+        <w:ind w:left="5760" w:hanging="360"/>
+      </w:pPr>
+      <w:rPr>
+        <w:rFonts w:ascii="Symbol" w:hAnsi="Symbol" w:hint="default"/>
+        <w:sz w:val="20"/>
+      </w:rPr>
+    </w:lvl>
+    <w:lvl w:ilvl="8" w:tentative="1">
+      <w:start w:val="1"/>
+      <w:numFmt w:val="bullet"/>
+      <w:lvlText w:val=""/>
+      <w:lvlJc w:val="left"/>
+      <w:pPr>
+        <w:tabs>
+          <w:tab w:val="num" w:pos="6480"/>
+        </w:tabs>
+        <w:ind w:left="6480" w:hanging="360"/>
+      </w:pPr>
+      <w:rPr>
+        <w:rFonts w:ascii="Symbol" w:hAnsi="Symbol" w:hint="default"/>
+        <w:sz w:val="20"/>
+      </w:rPr>
+    </w:lvl>
+  </w:abstractNum>
+  <w:abstractNum w:abstractNumId="10" w15:restartNumberingAfterBreak="0">
     <w:nsid w:val="4808307E"/>
     <w:multiLevelType w:val="multilevel"/>
     <w:tmpl w:val="0F209AB2"/>
@@ -2371,7 +2095,156 @@
       </w:rPr>
     </w:lvl>
   </w:abstractNum>
-  <w:abstractNum w:abstractNumId="8" w15:restartNumberingAfterBreak="0">
+  <w:abstractNum w:abstractNumId="11" w15:restartNumberingAfterBreak="0">
+    <w:nsid w:val="4BBC30AE"/>
+    <w:multiLevelType w:val="multilevel"/>
+    <w:tmpl w:val="5A167444"/>
+    <w:lvl w:ilvl="0">
+      <w:start w:val="1"/>
+      <w:numFmt w:val="bullet"/>
+      <w:lvlText w:val=""/>
+      <w:lvlJc w:val="left"/>
+      <w:pPr>
+        <w:tabs>
+          <w:tab w:val="num" w:pos="720"/>
+        </w:tabs>
+        <w:ind w:left="720" w:hanging="360"/>
+      </w:pPr>
+      <w:rPr>
+        <w:rFonts w:ascii="Symbol" w:hAnsi="Symbol" w:hint="default"/>
+        <w:sz w:val="20"/>
+      </w:rPr>
+    </w:lvl>
+    <w:lvl w:ilvl="1" w:tentative="1">
+      <w:start w:val="1"/>
+      <w:numFmt w:val="bullet"/>
+      <w:lvlText w:val=""/>
+      <w:lvlJc w:val="left"/>
+      <w:pPr>
+        <w:tabs>
+          <w:tab w:val="num" w:pos="1440"/>
+        </w:tabs>
+        <w:ind w:left="1440" w:hanging="360"/>
+      </w:pPr>
+      <w:rPr>
+        <w:rFonts w:ascii="Symbol" w:hAnsi="Symbol" w:hint="default"/>
+        <w:sz w:val="20"/>
+      </w:rPr>
+    </w:lvl>
+    <w:lvl w:ilvl="2" w:tentative="1">
+      <w:start w:val="1"/>
+      <w:numFmt w:val="bullet"/>
+      <w:lvlText w:val=""/>
+      <w:lvlJc w:val="left"/>
+      <w:pPr>
+        <w:tabs>
+          <w:tab w:val="num" w:pos="2160"/>
+        </w:tabs>
+        <w:ind w:left="2160" w:hanging="360"/>
+      </w:pPr>
+      <w:rPr>
+        <w:rFonts w:ascii="Symbol" w:hAnsi="Symbol" w:hint="default"/>
+        <w:sz w:val="20"/>
+      </w:rPr>
+    </w:lvl>
+    <w:lvl w:ilvl="3" w:tentative="1">
+      <w:start w:val="1"/>
+      <w:numFmt w:val="bullet"/>
+      <w:lvlText w:val=""/>
+      <w:lvlJc w:val="left"/>
+      <w:pPr>
+        <w:tabs>
+          <w:tab w:val="num" w:pos="2880"/>
+        </w:tabs>
+        <w:ind w:left="2880" w:hanging="360"/>
+      </w:pPr>
+      <w:rPr>
+        <w:rFonts w:ascii="Symbol" w:hAnsi="Symbol" w:hint="default"/>
+        <w:sz w:val="20"/>
+      </w:rPr>
+    </w:lvl>
+    <w:lvl w:ilvl="4" w:tentative="1">
+      <w:start w:val="1"/>
+      <w:numFmt w:val="bullet"/>
+      <w:lvlText w:val=""/>
+      <w:lvlJc w:val="left"/>
+      <w:pPr>
+        <w:tabs>
+          <w:tab w:val="num" w:pos="3600"/>
+        </w:tabs>
+        <w:ind w:left="3600" w:hanging="360"/>
+      </w:pPr>
+      <w:rPr>
+        <w:rFonts w:ascii="Symbol" w:hAnsi="Symbol" w:hint="default"/>
+        <w:sz w:val="20"/>
+      </w:rPr>
+    </w:lvl>
+    <w:lvl w:ilvl="5" w:tentative="1">
+      <w:start w:val="1"/>
+      <w:numFmt w:val="bullet"/>
+      <w:lvlText w:val=""/>
+      <w:lvlJc w:val="left"/>
+      <w:pPr>
+        <w:tabs>
+          <w:tab w:val="num" w:pos="4320"/>
+        </w:tabs>
+        <w:ind w:left="4320" w:hanging="360"/>
+      </w:pPr>
+      <w:rPr>
+        <w:rFonts w:ascii="Symbol" w:hAnsi="Symbol" w:hint="default"/>
+        <w:sz w:val="20"/>
+      </w:rPr>
+    </w:lvl>
+    <w:lvl w:ilvl="6" w:tentative="1">
+      <w:start w:val="1"/>
+      <w:numFmt w:val="bullet"/>
+      <w:lvlText w:val=""/>
+      <w:lvlJc w:val="left"/>
+      <w:pPr>
+        <w:tabs>
+          <w:tab w:val="num" w:pos="5040"/>
+        </w:tabs>
+        <w:ind w:left="5040" w:hanging="360"/>
+      </w:pPr>
+      <w:rPr>
+        <w:rFonts w:ascii="Symbol" w:hAnsi="Symbol" w:hint="default"/>
+        <w:sz w:val="20"/>
+      </w:rPr>
+    </w:lvl>
+    <w:lvl w:ilvl="7" w:tentative="1">
+      <w:start w:val="1"/>
+      <w:numFmt w:val="bullet"/>
+      <w:lvlText w:val=""/>
+      <w:lvlJc w:val="left"/>
+      <w:pPr>
+        <w:tabs>
+          <w:tab w:val="num" w:pos="5760"/>
+        </w:tabs>
+        <w:ind w:left="5760" w:hanging="360"/>
+      </w:pPr>
+      <w:rPr>
+        <w:rFonts w:ascii="Symbol" w:hAnsi="Symbol" w:hint="default"/>
+        <w:sz w:val="20"/>
+      </w:rPr>
+    </w:lvl>
+    <w:lvl w:ilvl="8" w:tentative="1">
+      <w:start w:val="1"/>
+      <w:numFmt w:val="bullet"/>
+      <w:lvlText w:val=""/>
+      <w:lvlJc w:val="left"/>
+      <w:pPr>
+        <w:tabs>
+          <w:tab w:val="num" w:pos="6480"/>
+        </w:tabs>
+        <w:ind w:left="6480" w:hanging="360"/>
+      </w:pPr>
+      <w:rPr>
+        <w:rFonts w:ascii="Symbol" w:hAnsi="Symbol" w:hint="default"/>
+        <w:sz w:val="20"/>
+      </w:rPr>
+    </w:lvl>
+  </w:abstractNum>
+  <w:abstractNum w:abstractNumId="12" w15:restartNumberingAfterBreak="0">
     <w:nsid w:val="4C5A5D95"/>
     <w:multiLevelType w:val="multilevel"/>
     <w:tmpl w:val="EE2CC092"/>
@@ -2488,7 +2361,7 @@
       </w:pPr>
     </w:lvl>
   </w:abstractNum>
-  <w:abstractNum w:abstractNumId="9" w15:restartNumberingAfterBreak="0">
+  <w:abstractNum w:abstractNumId="13" w15:restartNumberingAfterBreak="0">
     <w:nsid w:val="528205CB"/>
     <w:multiLevelType w:val="multilevel"/>
     <w:tmpl w:val="B41E8D5E"/>
@@ -2637,7 +2510,7 @@
       </w:rPr>
     </w:lvl>
   </w:abstractNum>
-  <w:abstractNum w:abstractNumId="10" w15:restartNumberingAfterBreak="0">
+  <w:abstractNum w:abstractNumId="14" w15:restartNumberingAfterBreak="0">
     <w:nsid w:val="534414A4"/>
     <w:multiLevelType w:val="multilevel"/>
     <w:tmpl w:val="0F209AB2"/>
@@ -2786,7 +2659,156 @@
       </w:rPr>
     </w:lvl>
   </w:abstractNum>
-  <w:abstractNum w:abstractNumId="11" w15:restartNumberingAfterBreak="0">
+  <w:abstractNum w:abstractNumId="15" w15:restartNumberingAfterBreak="0">
+    <w:nsid w:val="535D60F3"/>
+    <w:multiLevelType w:val="multilevel"/>
+    <w:tmpl w:val="1EC01128"/>
+    <w:lvl w:ilvl="0">
+      <w:start w:val="1"/>
+      <w:numFmt w:val="bullet"/>
+      <w:lvlText w:val=""/>
+      <w:lvlJc w:val="left"/>
+      <w:pPr>
+        <w:tabs>
+          <w:tab w:val="num" w:pos="720"/>
+        </w:tabs>
+        <w:ind w:left="720" w:hanging="360"/>
+      </w:pPr>
+      <w:rPr>
+        <w:rFonts w:ascii="Symbol" w:hAnsi="Symbol" w:hint="default"/>
+        <w:sz w:val="20"/>
+      </w:rPr>
+    </w:lvl>
+    <w:lvl w:ilvl="1" w:tentative="1">
+      <w:start w:val="1"/>
+      <w:numFmt w:val="bullet"/>
+      <w:lvlText w:val=""/>
+      <w:lvlJc w:val="left"/>
+      <w:pPr>
+        <w:tabs>
+          <w:tab w:val="num" w:pos="1440"/>
+        </w:tabs>
+        <w:ind w:left="1440" w:hanging="360"/>
+      </w:pPr>
+      <w:rPr>
+        <w:rFonts w:ascii="Symbol" w:hAnsi="Symbol" w:hint="default"/>
+        <w:sz w:val="20"/>
+      </w:rPr>
+    </w:lvl>
+    <w:lvl w:ilvl="2" w:tentative="1">
+      <w:start w:val="1"/>
+      <w:numFmt w:val="bullet"/>
+      <w:lvlText w:val=""/>
+      <w:lvlJc w:val="left"/>
+      <w:pPr>
+        <w:tabs>
+          <w:tab w:val="num" w:pos="2160"/>
+        </w:tabs>
+        <w:ind w:left="2160" w:hanging="360"/>
+      </w:pPr>
+      <w:rPr>
+        <w:rFonts w:ascii="Symbol" w:hAnsi="Symbol" w:hint="default"/>
+        <w:sz w:val="20"/>
+      </w:rPr>
+    </w:lvl>
+    <w:lvl w:ilvl="3" w:tentative="1">
+      <w:start w:val="1"/>
+      <w:numFmt w:val="bullet"/>
+      <w:lvlText w:val=""/>
+      <w:lvlJc w:val="left"/>
+      <w:pPr>
+        <w:tabs>
+          <w:tab w:val="num" w:pos="2880"/>
+        </w:tabs>
+        <w:ind w:left="2880" w:hanging="360"/>
+      </w:pPr>
+      <w:rPr>
+        <w:rFonts w:ascii="Symbol" w:hAnsi="Symbol" w:hint="default"/>
+        <w:sz w:val="20"/>
+      </w:rPr>
+    </w:lvl>
+    <w:lvl w:ilvl="4" w:tentative="1">
+      <w:start w:val="1"/>
+      <w:numFmt w:val="bullet"/>
+      <w:lvlText w:val=""/>
+      <w:lvlJc w:val="left"/>
+      <w:pPr>
+        <w:tabs>
+          <w:tab w:val="num" w:pos="3600"/>
+        </w:tabs>
+        <w:ind w:left="3600" w:hanging="360"/>
+      </w:pPr>
+      <w:rPr>
+        <w:rFonts w:ascii="Symbol" w:hAnsi="Symbol" w:hint="default"/>
+        <w:sz w:val="20"/>
+      </w:rPr>
+    </w:lvl>
+    <w:lvl w:ilvl="5" w:tentative="1">
+      <w:start w:val="1"/>
+      <w:numFmt w:val="bullet"/>
+      <w:lvlText w:val=""/>
+      <w:lvlJc w:val="left"/>
+      <w:pPr>
+        <w:tabs>
+          <w:tab w:val="num" w:pos="4320"/>
+        </w:tabs>
+        <w:ind w:left="4320" w:hanging="360"/>
+      </w:pPr>
+      <w:rPr>
+        <w:rFonts w:ascii="Symbol" w:hAnsi="Symbol" w:hint="default"/>
+        <w:sz w:val="20"/>
+      </w:rPr>
+    </w:lvl>
+    <w:lvl w:ilvl="6" w:tentative="1">
+      <w:start w:val="1"/>
+      <w:numFmt w:val="bullet"/>
+      <w:lvlText w:val=""/>
+      <w:lvlJc w:val="left"/>
+      <w:pPr>
+        <w:tabs>
+          <w:tab w:val="num" w:pos="5040"/>
+        </w:tabs>
+        <w:ind w:left="5040" w:hanging="360"/>
+      </w:pPr>
+      <w:rPr>
+        <w:rFonts w:ascii="Symbol" w:hAnsi="Symbol" w:hint="default"/>
+        <w:sz w:val="20"/>
+      </w:rPr>
+    </w:lvl>
+    <w:lvl w:ilvl="7" w:tentative="1">
+      <w:start w:val="1"/>
+      <w:numFmt w:val="bullet"/>
+      <w:lvlText w:val=""/>
+      <w:lvlJc w:val="left"/>
+      <w:pPr>
+        <w:tabs>
+          <w:tab w:val="num" w:pos="5760"/>
+        </w:tabs>
+        <w:ind w:left="5760" w:hanging="360"/>
+      </w:pPr>
+      <w:rPr>
+        <w:rFonts w:ascii="Symbol" w:hAnsi="Symbol" w:hint="default"/>
+        <w:sz w:val="20"/>
+      </w:rPr>
+    </w:lvl>
+    <w:lvl w:ilvl="8" w:tentative="1">
+      <w:start w:val="1"/>
+      <w:numFmt w:val="bullet"/>
+      <w:lvlText w:val=""/>
+      <w:lvlJc w:val="left"/>
+      <w:pPr>
+        <w:tabs>
+          <w:tab w:val="num" w:pos="6480"/>
+        </w:tabs>
+        <w:ind w:left="6480" w:hanging="360"/>
+      </w:pPr>
+      <w:rPr>
+        <w:rFonts w:ascii="Symbol" w:hAnsi="Symbol" w:hint="default"/>
+        <w:sz w:val="20"/>
+      </w:rPr>
+    </w:lvl>
+  </w:abstractNum>
+  <w:abstractNum w:abstractNumId="16" w15:restartNumberingAfterBreak="0">
     <w:nsid w:val="53A367EE"/>
     <w:multiLevelType w:val="hybridMultilevel"/>
     <w:tmpl w:val="0409000F"/>
@@ -2908,7 +2930,7 @@
       </w:rPr>
     </w:lvl>
   </w:abstractNum>
-  <w:abstractNum w:abstractNumId="12" w15:restartNumberingAfterBreak="0">
+  <w:abstractNum w:abstractNumId="17" w15:restartNumberingAfterBreak="0">
     <w:nsid w:val="55CA5EED"/>
     <w:multiLevelType w:val="multilevel"/>
     <w:tmpl w:val="DD8491F0"/>
@@ -3057,7 +3079,7 @@
       </w:rPr>
     </w:lvl>
   </w:abstractNum>
-  <w:abstractNum w:abstractNumId="13" w15:restartNumberingAfterBreak="0">
+  <w:abstractNum w:abstractNumId="18" w15:restartNumberingAfterBreak="0">
     <w:nsid w:val="6A61576C"/>
     <w:multiLevelType w:val="multilevel"/>
     <w:tmpl w:val="0F209AB2"/>
@@ -3206,7 +3228,7 @@
       </w:rPr>
     </w:lvl>
   </w:abstractNum>
-  <w:abstractNum w:abstractNumId="14" w15:restartNumberingAfterBreak="0">
+  <w:abstractNum w:abstractNumId="19" w15:restartNumberingAfterBreak="0">
     <w:nsid w:val="6CF70B4C"/>
     <w:multiLevelType w:val="multilevel"/>
     <w:tmpl w:val="29F281B8"/>
@@ -3355,7 +3377,7 @@
       </w:rPr>
     </w:lvl>
   </w:abstractNum>
-  <w:abstractNum w:abstractNumId="15" w15:restartNumberingAfterBreak="0">
+  <w:abstractNum w:abstractNumId="20" w15:restartNumberingAfterBreak="0">
     <w:nsid w:val="6E9476C8"/>
     <w:multiLevelType w:val="multilevel"/>
     <w:tmpl w:val="5494333E"/>
@@ -3504,7 +3526,156 @@
       </w:rPr>
     </w:lvl>
   </w:abstractNum>
-  <w:abstractNum w:abstractNumId="16" w15:restartNumberingAfterBreak="0">
+  <w:abstractNum w:abstractNumId="21" w15:restartNumberingAfterBreak="0">
+    <w:nsid w:val="70A125DC"/>
+    <w:multiLevelType w:val="multilevel"/>
+    <w:tmpl w:val="22DA90A6"/>
+    <w:lvl w:ilvl="0">
+      <w:start w:val="1"/>
+      <w:numFmt w:val="bullet"/>
+      <w:lvlText w:val=""/>
+      <w:lvlJc w:val="left"/>
+      <w:pPr>
+        <w:tabs>
+          <w:tab w:val="num" w:pos="720"/>
+        </w:tabs>
+        <w:ind w:left="720" w:hanging="360"/>
+      </w:pPr>
+      <w:rPr>
+        <w:rFonts w:ascii="Symbol" w:hAnsi="Symbol" w:hint="default"/>
+        <w:sz w:val="20"/>
+      </w:rPr>
+    </w:lvl>
+    <w:lvl w:ilvl="1" w:tentative="1">
+      <w:start w:val="1"/>
+      <w:numFmt w:val="bullet"/>
+      <w:lvlText w:val=""/>
+      <w:lvlJc w:val="left"/>
+      <w:pPr>
+        <w:tabs>
+          <w:tab w:val="num" w:pos="1440"/>
+        </w:tabs>
+        <w:ind w:left="1440" w:hanging="360"/>
+      </w:pPr>
+      <w:rPr>
+        <w:rFonts w:ascii="Symbol" w:hAnsi="Symbol" w:hint="default"/>
+        <w:sz w:val="20"/>
+      </w:rPr>
+    </w:lvl>
+    <w:lvl w:ilvl="2" w:tentative="1">
+      <w:start w:val="1"/>
+      <w:numFmt w:val="bullet"/>
+      <w:lvlText w:val=""/>
+      <w:lvlJc w:val="left"/>
+      <w:pPr>
+        <w:tabs>
+          <w:tab w:val="num" w:pos="2160"/>
+        </w:tabs>
+        <w:ind w:left="2160" w:hanging="360"/>
+      </w:pPr>
+      <w:rPr>
+        <w:rFonts w:ascii="Symbol" w:hAnsi="Symbol" w:hint="default"/>
+        <w:sz w:val="20"/>
+      </w:rPr>
+    </w:lvl>
+    <w:lvl w:ilvl="3" w:tentative="1">
+      <w:start w:val="1"/>
+      <w:numFmt w:val="bullet"/>
+      <w:lvlText w:val=""/>
+      <w:lvlJc w:val="left"/>
+      <w:pPr>
+        <w:tabs>
+          <w:tab w:val="num" w:pos="2880"/>
+        </w:tabs>
+        <w:ind w:left="2880" w:hanging="360"/>
+      </w:pPr>
+      <w:rPr>
+        <w:rFonts w:ascii="Symbol" w:hAnsi="Symbol" w:hint="default"/>
+        <w:sz w:val="20"/>
+      </w:rPr>
+    </w:lvl>
+    <w:lvl w:ilvl="4" w:tentative="1">
+      <w:start w:val="1"/>
+      <w:numFmt w:val="bullet"/>
+      <w:lvlText w:val=""/>
+      <w:lvlJc w:val="left"/>
+      <w:pPr>
+        <w:tabs>
+          <w:tab w:val="num" w:pos="3600"/>
+        </w:tabs>
+        <w:ind w:left="3600" w:hanging="360"/>
+      </w:pPr>
+      <w:rPr>
+        <w:rFonts w:ascii="Symbol" w:hAnsi="Symbol" w:hint="default"/>
+        <w:sz w:val="20"/>
+      </w:rPr>
+    </w:lvl>
+    <w:lvl w:ilvl="5" w:tentative="1">
+      <w:start w:val="1"/>
+      <w:numFmt w:val="bullet"/>
+      <w:lvlText w:val=""/>
+      <w:lvlJc w:val="left"/>
+      <w:pPr>
+        <w:tabs>
+          <w:tab w:val="num" w:pos="4320"/>
+        </w:tabs>
+        <w:ind w:left="4320" w:hanging="360"/>
+      </w:pPr>
+      <w:rPr>
+        <w:rFonts w:ascii="Symbol" w:hAnsi="Symbol" w:hint="default"/>
+        <w:sz w:val="20"/>
+      </w:rPr>
+    </w:lvl>
+    <w:lvl w:ilvl="6" w:tentative="1">
+      <w:start w:val="1"/>
+      <w:numFmt w:val="bullet"/>
+      <w:lvlText w:val=""/>
+      <w:lvlJc w:val="left"/>
+      <w:pPr>
+        <w:tabs>
+          <w:tab w:val="num" w:pos="5040"/>
+        </w:tabs>
+        <w:ind w:left="5040" w:hanging="360"/>
+      </w:pPr>
+      <w:rPr>
+        <w:rFonts w:ascii="Symbol" w:hAnsi="Symbol" w:hint="default"/>
+        <w:sz w:val="20"/>
+      </w:rPr>
+    </w:lvl>
+    <w:lvl w:ilvl="7" w:tentative="1">
+      <w:start w:val="1"/>
+      <w:numFmt w:val="bullet"/>
+      <w:lvlText w:val=""/>
+      <w:lvlJc w:val="left"/>
+      <w:pPr>
+        <w:tabs>
+          <w:tab w:val="num" w:pos="5760"/>
+        </w:tabs>
+        <w:ind w:left="5760" w:hanging="360"/>
+      </w:pPr>
+      <w:rPr>
+        <w:rFonts w:ascii="Symbol" w:hAnsi="Symbol" w:hint="default"/>
+        <w:sz w:val="20"/>
+      </w:rPr>
+    </w:lvl>
+    <w:lvl w:ilvl="8" w:tentative="1">
+      <w:start w:val="1"/>
+      <w:numFmt w:val="bullet"/>
+      <w:lvlText w:val=""/>
+      <w:lvlJc w:val="left"/>
+      <w:pPr>
+        <w:tabs>
+          <w:tab w:val="num" w:pos="6480"/>
+        </w:tabs>
+        <w:ind w:left="6480" w:hanging="360"/>
+      </w:pPr>
+      <w:rPr>
+        <w:rFonts w:ascii="Symbol" w:hAnsi="Symbol" w:hint="default"/>
+        <w:sz w:val="20"/>
+      </w:rPr>
+    </w:lvl>
+  </w:abstractNum>
+  <w:abstractNum w:abstractNumId="22" w15:restartNumberingAfterBreak="0">
     <w:nsid w:val="790053FB"/>
     <w:multiLevelType w:val="multilevel"/>
     <w:tmpl w:val="FB20BBFC"/>
@@ -3654,55 +3825,73 @@
     </w:lvl>
   </w:abstractNum>
   <w:num w:numId="1" w16cid:durableId="466432289">
+    <w:abstractNumId w:val="20"/>
+  </w:num>
+  <w:num w:numId="2" w16cid:durableId="108279479">
+    <w:abstractNumId w:val="19"/>
+  </w:num>
+  <w:num w:numId="3" w16cid:durableId="2119518219">
+    <w:abstractNumId w:val="16"/>
+  </w:num>
+  <w:num w:numId="4" w16cid:durableId="1999769215">
+    <w:abstractNumId w:val="3"/>
+  </w:num>
+  <w:num w:numId="5" w16cid:durableId="648167622">
+    <w:abstractNumId w:val="10"/>
+  </w:num>
+  <w:num w:numId="6" w16cid:durableId="661398609">
+    <w:abstractNumId w:val="5"/>
+  </w:num>
+  <w:num w:numId="7" w16cid:durableId="674497170">
+    <w:abstractNumId w:val="22"/>
+  </w:num>
+  <w:num w:numId="8" w16cid:durableId="1612542885">
+    <w:abstractNumId w:val="13"/>
+  </w:num>
+  <w:num w:numId="9" w16cid:durableId="167066020">
+    <w:abstractNumId w:val="17"/>
+  </w:num>
+  <w:num w:numId="10" w16cid:durableId="397483097">
+    <w:abstractNumId w:val="7"/>
+  </w:num>
+  <w:num w:numId="11" w16cid:durableId="467432066">
+    <w:abstractNumId w:val="12"/>
+  </w:num>
+  <w:num w:numId="12" w16cid:durableId="489443298">
+    <w:abstractNumId w:val="6"/>
+  </w:num>
+  <w:num w:numId="13" w16cid:durableId="305940998">
+    <w:abstractNumId w:val="18"/>
+  </w:num>
+  <w:num w:numId="14" w16cid:durableId="854923745">
+    <w:abstractNumId w:val="4"/>
+  </w:num>
+  <w:num w:numId="15" w16cid:durableId="1780837705">
+    <w:abstractNumId w:val="2"/>
+  </w:num>
+  <w:num w:numId="16" w16cid:durableId="123542625">
+    <w:abstractNumId w:val="14"/>
+  </w:num>
+  <w:num w:numId="17" w16cid:durableId="1888176185">
+    <w:abstractNumId w:val="1"/>
+  </w:num>
+  <w:num w:numId="18" w16cid:durableId="1667398020">
+    <w:abstractNumId w:val="8"/>
+  </w:num>
+  <w:num w:numId="19" w16cid:durableId="1438140586">
+    <w:abstractNumId w:val="0"/>
+  </w:num>
+  <w:num w:numId="20" w16cid:durableId="938104742">
     <w:abstractNumId w:val="15"/>
   </w:num>
-  <w:num w:numId="2" w16cid:durableId="108279479">
-    <w:abstractNumId w:val="14"/>
+  <w:num w:numId="21" w16cid:durableId="152989982">
+    <w:abstractNumId w:val="9"/>
   </w:num>
-  <w:num w:numId="3" w16cid:durableId="2119518219">
+  <w:num w:numId="22" w16cid:durableId="1890189781">
     <w:abstractNumId w:val="11"/>
   </w:num>
-  <w:num w:numId="4" w16cid:durableId="1999769215">
-    <w:abstractNumId w:val="2"/>
-  </w:num>
-  <w:num w:numId="5" w16cid:durableId="648167622">
-    <w:abstractNumId w:val="7"/>
-  </w:num>
-  <w:num w:numId="6" w16cid:durableId="661398609">
-    <w:abstractNumId w:val="4"/>
-  </w:num>
-  <w:num w:numId="7" w16cid:durableId="674497170">
-    <w:abstractNumId w:val="16"/>
-  </w:num>
-  <w:num w:numId="8" w16cid:durableId="1612542885">
-    <w:abstractNumId w:val="9"/>
-  </w:num>
-  <w:num w:numId="9" w16cid:durableId="167066020">
-    <w:abstractNumId w:val="12"/>
-  </w:num>
-  <w:num w:numId="10" w16cid:durableId="397483097">
-    <w:abstractNumId w:val="6"/>
-  </w:num>
-  <w:num w:numId="11" w16cid:durableId="467432066">
-    <w:abstractNumId w:val="8"/>
-  </w:num>
-  <w:num w:numId="12" w16cid:durableId="489443298">
-    <w:abstractNumId w:val="5"/>
-  </w:num>
-  <w:num w:numId="13" w16cid:durableId="305940998">
-    <w:abstractNumId w:val="13"/>
-  </w:num>
-  <w:num w:numId="14" w16cid:durableId="854923745">
-    <w:abstractNumId w:val="3"/>
-  </w:num>
-  <w:num w:numId="15" w16cid:durableId="1780837705">
-    <w:abstractNumId w:val="1"/>
-  </w:num>
-  <w:num w:numId="16" w16cid:durableId="123542625">
-    <w:abstractNumId w:val="10"/>
-  </w:num>
-  <w:num w:numId="17" w16cid:durableId="1888176185">
-    <w:abstractNumId w:val="0"/>
+  <w:num w:numId="23" w16cid:durableId="1576477648">
+    <w:abstractNumId w:val="21"/>
   </w:num>
 </w:numbering>
 </file>

--- a/docs/Content.docx
+++ b/docs/Content.docx
@@ -3,21 +3,308 @@
 <w:document xmlns:wpc="http://schemas.microsoft.com/office/word/2010/wordprocessingCanvas" xmlns:cx="http://schemas.microsoft.com/office/drawing/2014/chartex" xmlns:cx1="http://schemas.microsoft.com/office/drawing/2015/9/8/chartex" xmlns:cx2="http://schemas.microsoft.com/office/drawing/2015/10/21/chartex" xmlns:cx3="http://schemas.microsoft.com/office/drawing/2016/5/9/chartex" xmlns:cx4="http://schemas.microsoft.com/office/drawing/2016/5/10/chartex" xmlns:cx5="http://schemas.microsoft.com/office/drawing/2016/5/11/chartex" xmlns:cx6="http://schemas.microsoft.com/office/drawing/2016/5/12/chartex" xmlns:cx7="http://schemas.microsoft.com/office/drawing/2016/5/13/chartex" xmlns:cx8="http://schemas.microsoft.com/office/drawing/2016/5/14/chartex" xmlns:mc="http://schemas.openxmlformats.org/markup-compatibility/2006" xmlns:aink="http://schemas.microsoft.com/office/drawing/2016/ink" xmlns:am3d="http://schemas.microsoft.com/office/drawing/2017/model3d" xmlns:o="urn:schemas-microsoft-com:office:office" xmlns:oel="http://schemas.microsoft.com/office/2019/extlst" xmlns:r="http://schemas.openxmlformats.org/officeDocument/2006/relationships" xmlns:m="http://schemas.openxmlformats.org/officeDocument/2006/math" xmlns:v="urn:schemas-microsoft-com:vml" xmlns:wp14="http://schemas.microsoft.com/office/word/2010/wordprocessingDrawing" xmlns:wp="http://schemas.openxmlformats.org/drawingml/2006/wordprocessingDrawing" xmlns:w10="urn:schemas-microsoft-com:office:word" xmlns:w="http://schemas.openxmlformats.org/wordprocessingml/2006/main" xmlns:w14="http://schemas.microsoft.com/office/word/2010/wordml" xmlns:w15="http://schemas.microsoft.com/office/word/2012/wordml" xmlns:w16cex="http://schemas.microsoft.com/office/word/2018/wordml/cex" xmlns:w16cid="http://schemas.microsoft.com/office/word/2016/wordml/cid" xmlns:w16="http://schemas.microsoft.com/office/word/2018/wordml" xmlns:w16sdtdh="http://schemas.microsoft.com/office/word/2020/wordml/sdtdatahash" xmlns:w16se="http://schemas.microsoft.com/office/word/2015/wordml/symex" xmlns:wpg="http://schemas.microsoft.com/office/word/2010/wordprocessingGroup" xmlns:wpi="http://schemas.microsoft.com/office/word/2010/wordprocessingInk" xmlns:wne="http://schemas.microsoft.com/office/word/2006/wordml" xmlns:wps="http://schemas.microsoft.com/office/word/2010/wordprocessingShape" mc:Ignorable="w14 w15 w16se w16cid w16 w16cex w16sdtdh wp14">
   <w:body>
     <w:p>
-      <w:pPr>
-        <w:rPr>
-          <w:lang w:val="it-IT"/>
-        </w:rPr>
-      </w:pPr>
-      <w:r>
-        <w:rPr>
-          <w:lang w:val="it-IT"/>
-        </w:rPr>
-        <w:br w:type="page"/>
-      </w:r>
-    </w:p>
-    <w:p>
-      <w:pPr>
-        <w:jc w:val="both"/>
+      <w:r>
+        <w:t>Titolo: Weekend English</w:t>
+      </w:r>
+    </w:p>
+    <w:p/>
+    <w:p>
+      <w:proofErr w:type="spellStart"/>
+      <w:r>
+        <w:t>Sezione</w:t>
+      </w:r>
+      <w:proofErr w:type="spellEnd"/>
+      <w:r>
+        <w:t xml:space="preserve"> Menu:</w:t>
+      </w:r>
+    </w:p>
+    <w:p/>
+    <w:p>
+      <w:r>
+        <w:t>Home</w:t>
+      </w:r>
+    </w:p>
+    <w:p>
+      <w:r>
+        <w:t>The Weekend Way!</w:t>
+      </w:r>
+    </w:p>
+    <w:p>
+      <w:r>
+        <w:t xml:space="preserve">Chi </w:t>
+      </w:r>
+      <w:proofErr w:type="spellStart"/>
+      <w:r>
+        <w:t>siamo</w:t>
+      </w:r>
+      <w:proofErr w:type="spellEnd"/>
+      <w:r>
+        <w:t>?</w:t>
+      </w:r>
+    </w:p>
+    <w:p>
+      <w:pPr>
+        <w:rPr>
+          <w:lang w:val="it-IT"/>
+        </w:rPr>
+      </w:pPr>
+      <w:r>
+        <w:rPr>
+          <w:lang w:val="it-IT"/>
+        </w:rPr>
+        <w:t>Corsi</w:t>
+      </w:r>
+    </w:p>
+    <w:p>
+      <w:pPr>
+        <w:rPr>
+          <w:lang w:val="it-IT"/>
+        </w:rPr>
+      </w:pPr>
+      <w:r>
+        <w:rPr>
+          <w:lang w:val="it-IT"/>
+        </w:rPr>
+        <w:t>Contatti</w:t>
+      </w:r>
+    </w:p>
+    <w:p>
+      <w:pPr>
+        <w:rPr>
+          <w:lang w:val="it-IT"/>
+        </w:rPr>
+      </w:pPr>
+      <w:r>
+        <w:rPr>
+          <w:lang w:val="it-IT"/>
+        </w:rPr>
+        <w:t>Contattaci</w:t>
+      </w:r>
+    </w:p>
+    <w:p>
+      <w:pPr>
+        <w:rPr>
+          <w:lang w:val="it-IT"/>
+        </w:rPr>
+      </w:pPr>
+      <w:r>
+        <w:rPr>
+          <w:lang w:val="it-IT"/>
+        </w:rPr>
+        <w:t>Sezione Home:</w:t>
+      </w:r>
+    </w:p>
+    <w:p>
+      <w:pPr>
+        <w:rPr>
+          <w:lang w:val="it-IT"/>
+        </w:rPr>
+      </w:pPr>
+    </w:p>
+    <w:p>
+      <w:pPr>
+        <w:rPr>
+          <w:lang w:val="it-IT"/>
+        </w:rPr>
+      </w:pPr>
+      <w:r>
+        <w:rPr>
+          <w:lang w:val="it-IT"/>
+        </w:rPr>
+        <w:t>Lezioni d'Inglese Personalizzate Online</w:t>
+      </w:r>
+    </w:p>
+    <w:p>
+      <w:pPr>
+        <w:rPr>
+          <w:lang w:val="it-IT"/>
+        </w:rPr>
+      </w:pPr>
+      <w:r>
+        <w:rPr>
+          <w:lang w:val="it-IT"/>
+        </w:rPr>
+        <w:t>Impara l'inglese comodamente da casa, nel weekend</w:t>
+      </w:r>
+    </w:p>
+    <w:p>
+      <w:pPr>
+        <w:rPr>
+          <w:lang w:val="it-IT"/>
+        </w:rPr>
+      </w:pPr>
+      <w:r>
+        <w:rPr>
+          <w:lang w:val="it-IT"/>
+        </w:rPr>
+        <w:t>Scopri di più</w:t>
+      </w:r>
+    </w:p>
+    <w:p>
+      <w:pPr>
+        <w:rPr>
+          <w:lang w:val="it-IT"/>
+        </w:rPr>
+      </w:pPr>
+      <w:r>
+        <w:rPr>
+          <w:lang w:val="it-IT"/>
+        </w:rPr>
+        <w:t>Inglese per Carriera e Studi</w:t>
+      </w:r>
+    </w:p>
+    <w:p>
+      <w:pPr>
+        <w:rPr>
+          <w:lang w:val="it-IT"/>
+        </w:rPr>
+      </w:pPr>
+      <w:r>
+        <w:rPr>
+          <w:lang w:val="it-IT"/>
+        </w:rPr>
+        <w:t>Acquisisci le competenze linguistiche per eccellere in ambiti lavorativi e accademici internazionali.</w:t>
+      </w:r>
+    </w:p>
+    <w:p>
+      <w:pPr>
+        <w:rPr>
+          <w:lang w:val="it-IT"/>
+        </w:rPr>
+      </w:pPr>
+      <w:r>
+        <w:rPr>
+          <w:lang w:val="it-IT"/>
+        </w:rPr>
+        <w:t>Perché Weekend English?</w:t>
+      </w:r>
+    </w:p>
+    <w:p>
+      <w:pPr>
+        <w:rPr>
+          <w:lang w:val="it-IT"/>
+        </w:rPr>
+      </w:pPr>
+      <w:r>
+        <w:rPr>
+          <w:lang w:val="it-IT"/>
+        </w:rPr>
+        <w:t>Viaggia con l'Inglese</w:t>
+      </w:r>
+    </w:p>
+    <w:p>
+      <w:pPr>
+        <w:rPr>
+          <w:lang w:val="it-IT"/>
+        </w:rPr>
+      </w:pPr>
+      <w:r>
+        <w:rPr>
+          <w:lang w:val="it-IT"/>
+        </w:rPr>
+        <w:t>Amplia i tuoi orizzonti, esplora culture diverse e cogli opportunità internazionali.</w:t>
+      </w:r>
+    </w:p>
+    <w:p>
+      <w:pPr>
+        <w:rPr>
+          <w:lang w:val="it-IT"/>
+        </w:rPr>
+      </w:pPr>
+      <w:r>
+        <w:rPr>
+          <w:lang w:val="it-IT"/>
+        </w:rPr>
+        <w:t>Chi siamo?</w:t>
+      </w:r>
+    </w:p>
+    <w:p>
+      <w:pPr>
+        <w:rPr>
+          <w:lang w:val="it-IT"/>
+        </w:rPr>
+      </w:pPr>
+      <w:r>
+        <w:rPr>
+          <w:lang w:val="it-IT"/>
+        </w:rPr>
+        <w:t>Sezione Caratteristiche:</w:t>
+      </w:r>
+    </w:p>
+    <w:p>
+      <w:pPr>
+        <w:rPr>
+          <w:lang w:val="it-IT"/>
+        </w:rPr>
+      </w:pPr>
+    </w:p>
+    <w:p>
+      <w:pPr>
+        <w:rPr>
+          <w:lang w:val="it-IT"/>
+        </w:rPr>
+      </w:pPr>
+      <w:r>
+        <w:rPr>
+          <w:lang w:val="it-IT"/>
+        </w:rPr>
+        <w:t>01 Lezioni Online</w:t>
+      </w:r>
+    </w:p>
+    <w:p>
+      <w:pPr>
+        <w:rPr>
+          <w:lang w:val="it-IT"/>
+        </w:rPr>
+      </w:pPr>
+      <w:r>
+        <w:rPr>
+          <w:lang w:val="it-IT"/>
+        </w:rPr>
+        <w:t>Esperienza di apprendimento flessibile e personalizzata, accessibile ovunque tramite videochiamata.</w:t>
+      </w:r>
+    </w:p>
+    <w:p>
+      <w:pPr>
+        <w:rPr>
+          <w:lang w:val="it-IT"/>
+        </w:rPr>
+      </w:pPr>
+      <w:r>
+        <w:rPr>
+          <w:lang w:val="it-IT"/>
+        </w:rPr>
+        <w:t>02 Materiale Personalizzato</w:t>
+      </w:r>
+    </w:p>
+    <w:p>
+      <w:pPr>
+        <w:rPr>
+          <w:lang w:val="it-IT"/>
+        </w:rPr>
+      </w:pPr>
+      <w:r>
+        <w:rPr>
+          <w:lang w:val="it-IT"/>
+        </w:rPr>
+        <w:t>Materiali di studio curati specificamente per il tuo livello e i tuoi interessi.</w:t>
+      </w:r>
+    </w:p>
+    <w:p>
+      <w:pPr>
+        <w:rPr>
+          <w:lang w:val="it-IT"/>
+        </w:rPr>
+      </w:pPr>
+      <w:r>
+        <w:rPr>
+          <w:lang w:val="it-IT"/>
+        </w:rPr>
+        <w:t>03 Tariffa Chiara e Conveniente</w:t>
+      </w:r>
+    </w:p>
+    <w:p>
+      <w:pPr>
         <w:rPr>
           <w:lang w:val="it-IT"/>
         </w:rPr>
@@ -27,479 +314,863 @@
           <w:lang w:val="it-IT"/>
         </w:rPr>
         <w:lastRenderedPageBreak/>
-        <w:t>Benvenuto/a nel form di contatto di Weekend English! Questo form è il primo passo per iniziare il tuo percorso verso un apprendimento dell'inglese più efficace e personalizzato. Compilando e inviando questo form, acconsenti a essere contattato/a da me attraverso i metodi che preferisci. Qui potrai indicare il tuo metodo di contatto preferito e fornire alcune informazioni di base che mi aiuteranno a comprendere meglio le tue esigenze e il tuo livello di inglese. Le informazioni raccolte saranno utilizzate esclusivamente per mettermi in contatto con te e non saranno condivise con terzi. Il tuo interesse per Weekend English è molto apprezzato e non vedo l'ora di aiutarti nel tuo percorso di apprendimento!</w:t>
-      </w:r>
-      <w:r>
-        <w:rPr>
-          <w:lang w:val="it-IT"/>
-        </w:rPr>
-        <w:t>1. Metodo di contatto preferito (scegli una o più opzioni):</w:t>
-      </w:r>
-    </w:p>
-    <w:p>
-      <w:pPr>
-        <w:numPr>
-          <w:ilvl w:val="0"/>
-          <w:numId w:val="18"/>
-        </w:numPr>
-      </w:pPr>
-      <w:r>
-        <w:t>WhatsApp</w:t>
-      </w:r>
-    </w:p>
-    <w:p>
-      <w:pPr>
-        <w:numPr>
-          <w:ilvl w:val="0"/>
-          <w:numId w:val="18"/>
-        </w:numPr>
-      </w:pPr>
+        <w:t>Con Weekend English, investi €35 per un'ora di lezione di alta qualità con un madrelingua.</w:t>
+      </w:r>
+    </w:p>
+    <w:p>
+      <w:pPr>
+        <w:rPr>
+          <w:lang w:val="it-IT"/>
+        </w:rPr>
+      </w:pPr>
+      <w:r>
+        <w:rPr>
+          <w:lang w:val="it-IT"/>
+        </w:rPr>
+        <w:t>Sezione About:</w:t>
+      </w:r>
+    </w:p>
+    <w:p>
+      <w:pPr>
+        <w:rPr>
+          <w:lang w:val="it-IT"/>
+        </w:rPr>
+      </w:pPr>
+    </w:p>
+    <w:p>
+      <w:pPr>
+        <w:rPr>
+          <w:lang w:val="it-IT"/>
+        </w:rPr>
+      </w:pPr>
+      <w:r>
+        <w:rPr>
+          <w:lang w:val="it-IT"/>
+        </w:rPr>
+        <w:t>Immergiti in un'Esperienza di Apprendimento Unica con Weekend English</w:t>
+      </w:r>
+    </w:p>
+    <w:p>
+      <w:pPr>
+        <w:rPr>
+          <w:lang w:val="it-IT"/>
+        </w:rPr>
+      </w:pPr>
+      <w:r>
+        <w:rPr>
+          <w:lang w:val="it-IT"/>
+        </w:rPr>
+        <w:t>Un approccio orientato ai risultati</w:t>
+      </w:r>
+    </w:p>
+    <w:p>
+      <w:pPr>
+        <w:rPr>
+          <w:lang w:val="it-IT"/>
+        </w:rPr>
+      </w:pPr>
+      <w:r>
+        <w:rPr>
+          <w:lang w:val="it-IT"/>
+        </w:rPr>
+        <w:t>Concentrati sui tuoi obiettivi specifici, siano essi professionali, accademici o personali. Corsi intensivi per risultati tangibili in breve tempo.</w:t>
+      </w:r>
+    </w:p>
+    <w:p>
+      <w:pPr>
+        <w:rPr>
+          <w:lang w:val="it-IT"/>
+        </w:rPr>
+      </w:pPr>
+      <w:r>
+        <w:rPr>
+          <w:lang w:val="it-IT"/>
+        </w:rPr>
+        <w:t>Prepara il tuo inglese per il mondo</w:t>
+      </w:r>
+    </w:p>
+    <w:p>
+      <w:pPr>
+        <w:rPr>
+          <w:lang w:val="it-IT"/>
+        </w:rPr>
+      </w:pPr>
+      <w:r>
+        <w:rPr>
+          <w:lang w:val="it-IT"/>
+        </w:rPr>
+        <w:t>Corsi specifici per viaggiatori, per migliorare rapidamente e vivere appieno ogni viaggio.</w:t>
+      </w:r>
+    </w:p>
+    <w:p>
+      <w:pPr>
+        <w:rPr>
+          <w:lang w:val="it-IT"/>
+        </w:rPr>
+      </w:pPr>
+      <w:r>
+        <w:rPr>
+          <w:lang w:val="it-IT"/>
+        </w:rPr>
+        <w:t>Un passaporto per il successo</w:t>
+      </w:r>
+    </w:p>
+    <w:p>
+      <w:pPr>
+        <w:rPr>
+          <w:lang w:val="it-IT"/>
+        </w:rPr>
+      </w:pPr>
+      <w:r>
+        <w:rPr>
+          <w:lang w:val="it-IT"/>
+        </w:rPr>
+        <w:t>Corsi su misura per professionisti e studenti, per comunicare con sicurezza in contesti internazionali.</w:t>
+      </w:r>
+    </w:p>
+    <w:p>
       <w:proofErr w:type="spellStart"/>
       <w:r>
-        <w:t>Chiamata</w:t>
+        <w:t>Sezione</w:t>
       </w:r>
       <w:proofErr w:type="spellEnd"/>
       <w:r>
-        <w:t xml:space="preserve"> </w:t>
-      </w:r>
+        <w:t xml:space="preserve"> Team:</w:t>
+      </w:r>
+    </w:p>
+    <w:p/>
+    <w:p>
+      <w:pPr>
+        <w:rPr>
+          <w:lang w:val="it-IT"/>
+        </w:rPr>
+      </w:pPr>
+      <w:r>
+        <w:rPr>
+          <w:lang w:val="it-IT"/>
+        </w:rPr>
+        <w:t>Weekend English (Chi siamo)</w:t>
+      </w:r>
+    </w:p>
+    <w:p>
+      <w:pPr>
+        <w:rPr>
+          <w:lang w:val="it-IT"/>
+        </w:rPr>
+      </w:pPr>
+      <w:r>
+        <w:rPr>
+          <w:lang w:val="it-IT"/>
+        </w:rPr>
+        <w:t>Cameron (Insegnante - Madrelingua Inglese)</w:t>
+      </w:r>
+    </w:p>
+    <w:p>
+      <w:pPr>
+        <w:rPr>
+          <w:lang w:val="it-IT"/>
+        </w:rPr>
+      </w:pPr>
+      <w:r>
+        <w:rPr>
+          <w:lang w:val="it-IT"/>
+        </w:rPr>
+        <w:t>La mia storia</w:t>
+      </w:r>
+    </w:p>
+    <w:p>
+      <w:pPr>
+        <w:rPr>
+          <w:lang w:val="it-IT"/>
+        </w:rPr>
+      </w:pPr>
+      <w:r>
+        <w:rPr>
+          <w:lang w:val="it-IT"/>
+        </w:rPr>
+        <w:t>Cresciuto tra la cultura inglese e quella italiana, comprendo le sfide specifiche degli italiani nell'apprendimento dell'inglese. La mia esperienza mi permette di offrire un insegnamento mirato e personalizzato, con un focus particolare sulle difficoltà grammaticali e di pronuncia tipiche degli studenti italiani. Con Weekend English, il mio obiettivo è rendere l'apprendimento dell'inglese piacevole e adatto alle esigenze di chi vive in Italia.</w:t>
+      </w:r>
+    </w:p>
+    <w:p>
+      <w:pPr>
+        <w:rPr>
+          <w:lang w:val="it-IT"/>
+        </w:rPr>
+      </w:pPr>
+      <w:r>
+        <w:rPr>
+          <w:lang w:val="it-IT"/>
+        </w:rPr>
+        <w:t>Sezione Corsi:</w:t>
+      </w:r>
+    </w:p>
+    <w:p>
+      <w:pPr>
+        <w:rPr>
+          <w:lang w:val="it-IT"/>
+        </w:rPr>
+      </w:pPr>
+    </w:p>
+    <w:p>
+      <w:pPr>
+        <w:rPr>
+          <w:lang w:val="it-IT"/>
+        </w:rPr>
+      </w:pPr>
+      <w:r>
+        <w:rPr>
+          <w:lang w:val="it-IT"/>
+        </w:rPr>
+        <w:t>Cosa vorresti migliorare? Focalizziamoci sull'inglese di cui hai bisogno.</w:t>
+      </w:r>
+    </w:p>
+    <w:p>
+      <w:pPr>
+        <w:rPr>
+          <w:lang w:val="it-IT"/>
+        </w:rPr>
+      </w:pPr>
+      <w:r>
+        <w:rPr>
+          <w:lang w:val="it-IT"/>
+        </w:rPr>
+        <w:t>Preparazione colloquio</w:t>
+      </w:r>
+    </w:p>
+    <w:p>
+      <w:pPr>
+        <w:rPr>
+          <w:lang w:val="it-IT"/>
+        </w:rPr>
+      </w:pPr>
+      <w:r>
+        <w:rPr>
+          <w:lang w:val="it-IT"/>
+        </w:rPr>
+        <w:t>Ottimizza le tue abilità linguistiche per i colloqui in inglese.</w:t>
+      </w:r>
+    </w:p>
+    <w:p>
+      <w:pPr>
+        <w:rPr>
+          <w:lang w:val="it-IT"/>
+        </w:rPr>
+      </w:pPr>
+      <w:r>
+        <w:rPr>
+          <w:lang w:val="it-IT"/>
+        </w:rPr>
+        <w:t>Lezione di conversazione</w:t>
+      </w:r>
+    </w:p>
+    <w:p>
+      <w:pPr>
+        <w:rPr>
+          <w:lang w:val="it-IT"/>
+        </w:rPr>
+      </w:pPr>
+      <w:r>
+        <w:rPr>
+          <w:lang w:val="it-IT"/>
+        </w:rPr>
+        <w:t>Conversazioni mirate per migliorare la tua fluidità.</w:t>
+      </w:r>
+    </w:p>
+    <w:p>
+      <w:pPr>
+        <w:rPr>
+          <w:lang w:val="it-IT"/>
+        </w:rPr>
+      </w:pPr>
+      <w:r>
+        <w:rPr>
+          <w:lang w:val="it-IT"/>
+        </w:rPr>
+        <w:t>Certificazioni e Università</w:t>
+      </w:r>
+    </w:p>
+    <w:p>
+      <w:pPr>
+        <w:rPr>
+          <w:lang w:val="it-IT"/>
+        </w:rPr>
+      </w:pPr>
+      <w:r>
+        <w:rPr>
+          <w:lang w:val="it-IT"/>
+        </w:rPr>
+        <w:t>Preparazione per esami e certificazioni linguistiche.</w:t>
+      </w:r>
+    </w:p>
+    <w:p>
+      <w:pPr>
+        <w:rPr>
+          <w:lang w:val="it-IT"/>
+        </w:rPr>
+      </w:pPr>
+      <w:r>
+        <w:rPr>
+          <w:lang w:val="it-IT"/>
+        </w:rPr>
+        <w:lastRenderedPageBreak/>
+        <w:t>Ripasso Vacanza</w:t>
+      </w:r>
+    </w:p>
+    <w:p>
+      <w:pPr>
+        <w:rPr>
+          <w:lang w:val="it-IT"/>
+        </w:rPr>
+      </w:pPr>
+      <w:r>
+        <w:rPr>
+          <w:lang w:val="it-IT"/>
+        </w:rPr>
+        <w:t>Corso intensivo per prepararti alla tua prossima vacanza all'estero.</w:t>
+      </w:r>
+    </w:p>
+    <w:p>
+      <w:pPr>
+        <w:rPr>
+          <w:lang w:val="it-IT"/>
+        </w:rPr>
+      </w:pPr>
+      <w:r>
+        <w:rPr>
+          <w:lang w:val="it-IT"/>
+        </w:rPr>
+        <w:t>Business English</w:t>
+      </w:r>
+    </w:p>
+    <w:p>
+      <w:pPr>
+        <w:rPr>
+          <w:lang w:val="it-IT"/>
+        </w:rPr>
+      </w:pPr>
+      <w:r>
+        <w:rPr>
+          <w:lang w:val="it-IT"/>
+        </w:rPr>
+        <w:t>Impara l'essenziale per navigare nel mondo del business internazionale.</w:t>
+      </w:r>
+    </w:p>
+    <w:p>
+      <w:pPr>
+        <w:rPr>
+          <w:lang w:val="it-IT"/>
+        </w:rPr>
+      </w:pPr>
+      <w:r>
+        <w:rPr>
+          <w:lang w:val="it-IT"/>
+        </w:rPr>
+        <w:t>Sezione Testimonial:</w:t>
+      </w:r>
+    </w:p>
+    <w:p>
+      <w:pPr>
+        <w:rPr>
+          <w:lang w:val="it-IT"/>
+        </w:rPr>
+      </w:pPr>
+    </w:p>
+    <w:p>
+      <w:pPr>
+        <w:rPr>
+          <w:lang w:val="it-IT"/>
+        </w:rPr>
+      </w:pPr>
+      <w:r>
+        <w:rPr>
+          <w:lang w:val="it-IT"/>
+        </w:rPr>
+        <w:t>Domande frequenti (FAQ)</w:t>
+      </w:r>
+    </w:p>
+    <w:p>
+      <w:pPr>
+        <w:rPr>
+          <w:lang w:val="it-IT"/>
+        </w:rPr>
+      </w:pPr>
+      <w:r>
+        <w:rPr>
+          <w:lang w:val="it-IT"/>
+        </w:rPr>
+        <w:t>Quanti studenti insegni alla volta?</w:t>
+      </w:r>
+    </w:p>
+    <w:p>
+      <w:pPr>
+        <w:rPr>
+          <w:lang w:val="it-IT"/>
+        </w:rPr>
+      </w:pPr>
+      <w:r>
+        <w:rPr>
+          <w:lang w:val="it-IT"/>
+        </w:rPr>
+        <w:t>Insegno a un massimo di 3-4 studenti per garantire un'attenzione personalizzata. Insegno part-time, mantenendo un equilibrio con la mia carriera fuori da Weekend English.</w:t>
+      </w:r>
+    </w:p>
+    <w:p>
+      <w:pPr>
+        <w:rPr>
+          <w:lang w:val="it-IT"/>
+        </w:rPr>
+      </w:pPr>
+      <w:r>
+        <w:rPr>
+          <w:lang w:val="it-IT"/>
+        </w:rPr>
+        <w:t>Cosa succede se non hai disponibilità?</w:t>
+      </w:r>
+    </w:p>
+    <w:p>
+      <w:pPr>
+        <w:rPr>
+          <w:lang w:val="it-IT"/>
+        </w:rPr>
+      </w:pPr>
+      <w:r>
+        <w:rPr>
+          <w:lang w:val="it-IT"/>
+        </w:rPr>
+        <w:t>Quando si libera un posto ti chiamo!</w:t>
+      </w:r>
+    </w:p>
+    <w:p>
+      <w:pPr>
+        <w:rPr>
+          <w:lang w:val="it-IT"/>
+        </w:rPr>
+      </w:pPr>
+      <w:r>
+        <w:rPr>
+          <w:lang w:val="it-IT"/>
+        </w:rPr>
+        <w:t>Lezioni solo nel weekend?</w:t>
+      </w:r>
+    </w:p>
+    <w:p>
+      <w:pPr>
+        <w:rPr>
+          <w:lang w:val="it-IT"/>
+        </w:rPr>
+      </w:pPr>
+      <w:r>
+        <w:rPr>
+          <w:lang w:val="it-IT"/>
+        </w:rPr>
+        <w:t>Principalmente sabato mattina (9-13) e lunedì sera (20-22), ma possiamo discutere di orari alternativi se necessario.</w:t>
+      </w:r>
+    </w:p>
+    <w:p>
+      <w:pPr>
+        <w:rPr>
+          <w:lang w:val="it-IT"/>
+        </w:rPr>
+      </w:pPr>
+      <w:r>
+        <w:rPr>
+          <w:lang w:val="it-IT"/>
+        </w:rPr>
+        <w:t>Come sono strutturate le lezioni?</w:t>
+      </w:r>
+    </w:p>
+    <w:p>
+      <w:pPr>
+        <w:rPr>
+          <w:lang w:val="it-IT"/>
+        </w:rPr>
+      </w:pPr>
+      <w:r>
+        <w:rPr>
+          <w:lang w:val="it-IT"/>
+        </w:rPr>
+        <w:t>Ogni lezione è personalizzata in base al livello e agli obiettivi dell'allievo, con un mix di conversazione, grammatica e ascolto.</w:t>
+      </w:r>
+    </w:p>
+    <w:p>
+      <w:pPr>
+        <w:rPr>
+          <w:lang w:val="it-IT"/>
+        </w:rPr>
+      </w:pPr>
+      <w:r>
+        <w:rPr>
+          <w:lang w:val="it-IT"/>
+        </w:rPr>
+        <w:t>Sezione Contatti:</w:t>
+      </w:r>
+    </w:p>
+    <w:p>
+      <w:pPr>
+        <w:rPr>
+          <w:lang w:val="it-IT"/>
+        </w:rPr>
+      </w:pPr>
+    </w:p>
+    <w:p>
+      <w:pPr>
+        <w:rPr>
+          <w:lang w:val="it-IT"/>
+        </w:rPr>
+      </w:pPr>
+      <w:r>
+        <w:rPr>
+          <w:lang w:val="it-IT"/>
+        </w:rPr>
+        <w:t>Contattaci (Per ulteriori informazioni e disponibilità)</w:t>
+      </w:r>
+    </w:p>
+    <w:p>
       <w:proofErr w:type="spellStart"/>
       <w:r>
-        <w:t>telefonica</w:t>
+        <w:t>Scrivici</w:t>
       </w:r>
       <w:proofErr w:type="spellEnd"/>
     </w:p>
     <w:p>
-      <w:pPr>
-        <w:numPr>
-          <w:ilvl w:val="0"/>
-          <w:numId w:val="18"/>
-        </w:numPr>
-      </w:pPr>
-      <w:r>
-        <w:t>Email</w:t>
-      </w:r>
-    </w:p>
-    <w:p>
-      <w:pPr>
-        <w:numPr>
-          <w:ilvl w:val="0"/>
-          <w:numId w:val="18"/>
-        </w:numPr>
-      </w:pPr>
-      <w:r>
-        <w:t>Altro (</w:t>
-      </w:r>
       <w:proofErr w:type="spellStart"/>
       <w:r>
-        <w:t>specificare</w:t>
+        <w:t>Sezione</w:t>
       </w:r>
       <w:proofErr w:type="spellEnd"/>
       <w:r>
-        <w:t>)</w:t>
-      </w:r>
-    </w:p>
-    <w:p>
-      <w:r>
-        <w:rPr>
-          <w:b/>
-          <w:bCs/>
-        </w:rPr>
-        <w:t xml:space="preserve">2. </w:t>
-      </w:r>
-      <w:proofErr w:type="spellStart"/>
-      <w:r>
-        <w:rPr>
-          <w:b/>
-          <w:bCs/>
-        </w:rPr>
-        <w:t>Informazioni</w:t>
-      </w:r>
-      <w:proofErr w:type="spellEnd"/>
-      <w:r>
-        <w:rPr>
-          <w:b/>
-          <w:bCs/>
-        </w:rPr>
-        <w:t xml:space="preserve"> di base:</w:t>
-      </w:r>
-    </w:p>
-    <w:p>
-      <w:pPr>
-        <w:numPr>
-          <w:ilvl w:val="0"/>
-          <w:numId w:val="19"/>
-        </w:numPr>
-      </w:pPr>
-      <w:r>
-        <w:t xml:space="preserve">Nome e </w:t>
-      </w:r>
-      <w:proofErr w:type="spellStart"/>
-      <w:r>
-        <w:t>Cognome</w:t>
-      </w:r>
-      <w:proofErr w:type="spellEnd"/>
-      <w:r>
-        <w:t>:</w:t>
-      </w:r>
-    </w:p>
-    <w:p>
-      <w:pPr>
-        <w:numPr>
-          <w:ilvl w:val="0"/>
-          <w:numId w:val="19"/>
-        </w:numPr>
-      </w:pPr>
-      <w:r>
-        <w:t>Email:</w:t>
-      </w:r>
-    </w:p>
-    <w:p>
-      <w:pPr>
-        <w:numPr>
-          <w:ilvl w:val="0"/>
-          <w:numId w:val="19"/>
-        </w:numPr>
-      </w:pPr>
-      <w:proofErr w:type="spellStart"/>
-      <w:r>
-        <w:t>Numero</w:t>
-      </w:r>
-      <w:proofErr w:type="spellEnd"/>
-      <w:r>
-        <w:t xml:space="preserve"> di </w:t>
-      </w:r>
-      <w:proofErr w:type="spellStart"/>
-      <w:r>
-        <w:t>telefono</w:t>
-      </w:r>
-      <w:proofErr w:type="spellEnd"/>
-      <w:r>
-        <w:t xml:space="preserve"> (</w:t>
-      </w:r>
-      <w:proofErr w:type="spellStart"/>
-      <w:r>
-        <w:t>opzionale</w:t>
-      </w:r>
-      <w:proofErr w:type="spellEnd"/>
-      <w:r>
-        <w:t>):</w:t>
-      </w:r>
-    </w:p>
-    <w:p>
-      <w:pPr>
-        <w:rPr>
-          <w:lang w:val="it-IT"/>
-        </w:rPr>
-      </w:pPr>
-      <w:r>
-        <w:rPr>
-          <w:b/>
-          <w:bCs/>
-          <w:lang w:val="it-IT"/>
-        </w:rPr>
-        <w:t>3. Qual è il tuo livello attuale di inglese?</w:t>
-      </w:r>
-    </w:p>
-    <w:p>
-      <w:pPr>
-        <w:numPr>
-          <w:ilvl w:val="0"/>
-          <w:numId w:val="20"/>
-        </w:numPr>
-      </w:pPr>
-      <w:proofErr w:type="spellStart"/>
-      <w:r>
-        <w:t>Principiante</w:t>
-      </w:r>
-      <w:proofErr w:type="spellEnd"/>
-    </w:p>
-    <w:p>
-      <w:pPr>
-        <w:numPr>
-          <w:ilvl w:val="0"/>
-          <w:numId w:val="20"/>
-        </w:numPr>
-      </w:pPr>
-      <w:proofErr w:type="spellStart"/>
-      <w:r>
-        <w:t>Intermedio</w:t>
-      </w:r>
-      <w:proofErr w:type="spellEnd"/>
-    </w:p>
-    <w:p>
-      <w:pPr>
-        <w:numPr>
-          <w:ilvl w:val="0"/>
-          <w:numId w:val="20"/>
-        </w:numPr>
-      </w:pPr>
-      <w:r>
-        <w:t>Avanzato</w:t>
-      </w:r>
-    </w:p>
-    <w:p>
-      <w:pPr>
-        <w:numPr>
-          <w:ilvl w:val="0"/>
-          <w:numId w:val="20"/>
-        </w:numPr>
-      </w:pPr>
-      <w:proofErr w:type="spellStart"/>
-      <w:r>
-        <w:t>Madrelingua</w:t>
-      </w:r>
-      <w:proofErr w:type="spellEnd"/>
-    </w:p>
-    <w:p>
-      <w:pPr>
-        <w:rPr>
-          <w:lang w:val="it-IT"/>
-        </w:rPr>
-      </w:pPr>
-      <w:r>
-        <w:rPr>
-          <w:b/>
-          <w:bCs/>
-          <w:lang w:val="it-IT"/>
-        </w:rPr>
-        <w:t>4. Perché sei interessato/a a imparare l'inglese? (scegli una o più opzioni):</w:t>
-      </w:r>
-    </w:p>
-    <w:p>
-      <w:pPr>
-        <w:numPr>
-          <w:ilvl w:val="0"/>
-          <w:numId w:val="21"/>
-        </w:numPr>
-      </w:pPr>
-      <w:r>
-        <w:t xml:space="preserve">Per </w:t>
-      </w:r>
-      <w:proofErr w:type="spellStart"/>
-      <w:r>
-        <w:t>motivi</w:t>
-      </w:r>
-      <w:proofErr w:type="spellEnd"/>
-      <w:r>
-        <w:t xml:space="preserve"> </w:t>
-      </w:r>
-      <w:proofErr w:type="spellStart"/>
-      <w:r>
-        <w:t>professionali</w:t>
-      </w:r>
-      <w:proofErr w:type="spellEnd"/>
-    </w:p>
-    <w:p>
-      <w:pPr>
-        <w:numPr>
-          <w:ilvl w:val="0"/>
-          <w:numId w:val="21"/>
-        </w:numPr>
-      </w:pPr>
-      <w:r>
-        <w:t xml:space="preserve">Per </w:t>
-      </w:r>
-      <w:proofErr w:type="spellStart"/>
-      <w:r>
-        <w:t>viaggiare</w:t>
-      </w:r>
-      <w:proofErr w:type="spellEnd"/>
-    </w:p>
-    <w:p>
-      <w:pPr>
-        <w:numPr>
-          <w:ilvl w:val="0"/>
-          <w:numId w:val="21"/>
-        </w:numPr>
-      </w:pPr>
-      <w:r>
-        <w:t xml:space="preserve">Per </w:t>
-      </w:r>
-      <w:proofErr w:type="spellStart"/>
-      <w:r>
-        <w:t>studi</w:t>
-      </w:r>
-      <w:proofErr w:type="spellEnd"/>
-      <w:r>
-        <w:t xml:space="preserve"> </w:t>
-      </w:r>
-      <w:proofErr w:type="spellStart"/>
-      <w:r>
-        <w:t>accademici</w:t>
-      </w:r>
-      <w:proofErr w:type="spellEnd"/>
-    </w:p>
-    <w:p>
-      <w:pPr>
-        <w:numPr>
-          <w:ilvl w:val="0"/>
-          <w:numId w:val="21"/>
-        </w:numPr>
-      </w:pPr>
-      <w:r>
-        <w:t xml:space="preserve">Per interesse </w:t>
-      </w:r>
-      <w:proofErr w:type="spellStart"/>
-      <w:r>
-        <w:t>personale</w:t>
-      </w:r>
-      <w:proofErr w:type="spellEnd"/>
-    </w:p>
-    <w:p>
-      <w:pPr>
-        <w:numPr>
-          <w:ilvl w:val="0"/>
-          <w:numId w:val="21"/>
-        </w:numPr>
-      </w:pPr>
-      <w:r>
-        <w:t>Altro (</w:t>
-      </w:r>
-      <w:proofErr w:type="spellStart"/>
-      <w:r>
-        <w:t>specificare</w:t>
-      </w:r>
-      <w:proofErr w:type="spellEnd"/>
-      <w:r>
-        <w:t>)</w:t>
-      </w:r>
-    </w:p>
-    <w:p>
-      <w:pPr>
-        <w:rPr>
-          <w:lang w:val="it-IT"/>
-        </w:rPr>
-      </w:pPr>
-      <w:r>
-        <w:rPr>
-          <w:b/>
-          <w:bCs/>
-          <w:lang w:val="it-IT"/>
-        </w:rPr>
-        <w:t>5. Accettazione dei Termini e Condizioni:</w:t>
-      </w:r>
-    </w:p>
-    <w:p>
-      <w:pPr>
-        <w:numPr>
-          <w:ilvl w:val="0"/>
-          <w:numId w:val="22"/>
-        </w:numPr>
-        <w:rPr>
-          <w:lang w:val="it-IT"/>
-        </w:rPr>
-      </w:pPr>
-      <w:r>
-        <w:rPr>
-          <w:lang w:val="it-IT"/>
-        </w:rPr>
-        <w:t>Accetto i Termini e le Condizioni relative alla privacy e alla gestione dei dati personali.</w:t>
-      </w:r>
-    </w:p>
-    <w:p>
-      <w:r>
-        <w:rPr>
-          <w:b/>
-          <w:bCs/>
-        </w:rPr>
-        <w:t xml:space="preserve">6. </w:t>
-      </w:r>
-      <w:proofErr w:type="spellStart"/>
-      <w:r>
-        <w:rPr>
-          <w:b/>
-          <w:bCs/>
-        </w:rPr>
-        <w:t>Commenti</w:t>
-      </w:r>
-      <w:proofErr w:type="spellEnd"/>
-      <w:r>
-        <w:rPr>
-          <w:b/>
-          <w:bCs/>
-        </w:rPr>
-        <w:t xml:space="preserve"> </w:t>
-      </w:r>
-      <w:proofErr w:type="spellStart"/>
-      <w:r>
-        <w:rPr>
-          <w:b/>
-          <w:bCs/>
-        </w:rPr>
-        <w:t>aggiuntivi</w:t>
-      </w:r>
-      <w:proofErr w:type="spellEnd"/>
-      <w:r>
-        <w:rPr>
-          <w:b/>
-          <w:bCs/>
-        </w:rPr>
-        <w:t xml:space="preserve"> (</w:t>
-      </w:r>
-      <w:proofErr w:type="spellStart"/>
-      <w:r>
-        <w:rPr>
-          <w:b/>
-          <w:bCs/>
-        </w:rPr>
-        <w:t>opzionale</w:t>
-      </w:r>
-      <w:proofErr w:type="spellEnd"/>
-      <w:r>
-        <w:rPr>
-          <w:b/>
-          <w:bCs/>
-        </w:rPr>
-        <w:t>):</w:t>
-      </w:r>
-    </w:p>
-    <w:p>
-      <w:pPr>
-        <w:numPr>
-          <w:ilvl w:val="0"/>
-          <w:numId w:val="23"/>
-        </w:numPr>
-      </w:pPr>
-      <w:r>
-        <w:t>[</w:t>
-      </w:r>
-      <w:proofErr w:type="spellStart"/>
-      <w:r>
-        <w:t>Spazio</w:t>
-      </w:r>
-      <w:proofErr w:type="spellEnd"/>
-      <w:r>
-        <w:t xml:space="preserve"> per </w:t>
-      </w:r>
-      <w:proofErr w:type="spellStart"/>
-      <w:r>
-        <w:t>scrivere</w:t>
-      </w:r>
-      <w:proofErr w:type="spellEnd"/>
-      <w:r>
-        <w:t>]</w:t>
-      </w:r>
-    </w:p>
-    <w:p>
-      <w:r>
+        <w:t xml:space="preserve"> Footer:</w:t>
+      </w:r>
+    </w:p>
+    <w:p/>
+    <w:p>
+      <w:r>
+        <w:t>Weekend English</w:t>
+      </w:r>
+    </w:p>
+    <w:p>
+      <w:r>
+        <w:t>English? Who needs that? I'm never going to England. — Homer Simpson</w:t>
+      </w:r>
+    </w:p>
+    <w:p>
+      <w:pPr>
+        <w:rPr>
+          <w:lang w:val="it-IT"/>
+        </w:rPr>
+      </w:pPr>
+      <w:r>
+        <w:rPr>
+          <w:lang w:val="it-IT"/>
+        </w:rPr>
+        <w:t>Info Contatti</w:t>
+      </w:r>
+    </w:p>
+    <w:p>
+      <w:pPr>
+        <w:rPr>
+          <w:lang w:val="it-IT"/>
+        </w:rPr>
+      </w:pPr>
+      <w:r>
+        <w:rPr>
+          <w:lang w:val="it-IT"/>
+        </w:rPr>
+        <w:t>info@WeekendEnglish.com</w:t>
+      </w:r>
+    </w:p>
+    <w:p>
+      <w:pPr>
+        <w:rPr>
+          <w:lang w:val="it-IT"/>
+        </w:rPr>
+      </w:pPr>
+      <w:r>
+        <w:rPr>
+          <w:lang w:val="it-IT"/>
+        </w:rPr>
+        <w:t>Link Veloci</w:t>
+      </w:r>
+    </w:p>
+    <w:p>
+      <w:pPr>
+        <w:rPr>
+          <w:lang w:val="it-IT"/>
+        </w:rPr>
+      </w:pPr>
+      <w:r>
+        <w:rPr>
+          <w:lang w:val="it-IT"/>
+        </w:rPr>
+        <w:t>Legale</w:t>
+      </w:r>
+    </w:p>
+    <w:p>
+      <w:pPr>
+        <w:rPr>
+          <w:lang w:val="it-IT"/>
+        </w:rPr>
+      </w:pPr>
+      <w:r>
+        <w:rPr>
+          <w:lang w:val="it-IT"/>
+        </w:rPr>
         <w:lastRenderedPageBreak/>
-        <w:pict w14:anchorId="737E624F">
-          <v:rect id="_x0000_i1025" style="width:0;height:0" o:hralign="center" o:hrstd="t" o:hrnoshade="t" o:hr="t" fillcolor="#ececec" stroked="f"/>
-        </w:pict>
-      </w:r>
-    </w:p>
-    <w:p>
-      <w:pPr>
-        <w:rPr>
-          <w:lang w:val="it-IT"/>
-        </w:rPr>
-      </w:pPr>
-      <w:r>
-        <w:rPr>
-          <w:lang w:val="it-IT"/>
-        </w:rPr>
-        <w:t>Questo form ti permetterà di raccogliere le informazioni necessarie in modo organizzato e consensuale. Assicurati di avere una chiara politica sulla privacy per informare i partecipanti su come verranno gestiti i loro dati. Potresti anche considerare di includere un link ai tuoi termini e condizioni per una maggiore trasparenza.</w:t>
-      </w:r>
+        <w:t>Fiscale</w:t>
+      </w:r>
+    </w:p>
+    <w:p>
+      <w:pPr>
+        <w:rPr>
+          <w:lang w:val="it-IT"/>
+        </w:rPr>
+      </w:pPr>
+      <w:r>
+        <w:rPr>
+          <w:lang w:val="it-IT"/>
+        </w:rPr>
+        <w:t>Diritti d'Immagine</w:t>
+      </w:r>
+    </w:p>
+    <w:p>
+      <w:pPr>
+        <w:rPr>
+          <w:lang w:val="it-IT"/>
+        </w:rPr>
+      </w:pPr>
+      <w:r>
+        <w:rPr>
+          <w:lang w:val="it-IT"/>
+        </w:rPr>
+        <w:t>Newsletter</w:t>
+      </w:r>
+    </w:p>
+    <w:p>
+      <w:pPr>
+        <w:rPr>
+          <w:lang w:val="it-IT"/>
+        </w:rPr>
+      </w:pPr>
+      <w:r>
+        <w:rPr>
+          <w:lang w:val="it-IT"/>
+        </w:rPr>
+        <w:t>Prossimamente</w:t>
+      </w:r>
+    </w:p>
+    <w:p>
+      <w:pPr>
+        <w:rPr>
+          <w:lang w:val="it-IT"/>
+        </w:rPr>
+      </w:pPr>
+    </w:p>
+    <w:p>
+      <w:pPr>
+        <w:rPr>
+          <w:lang w:val="it-IT"/>
+        </w:rPr>
+      </w:pPr>
+    </w:p>
+    <w:p>
+      <w:pPr>
+        <w:rPr>
+          <w:lang w:val="it-IT"/>
+        </w:rPr>
+      </w:pPr>
+      <w:r>
+        <w:rPr>
+          <w:lang w:val="it-IT"/>
+        </w:rPr>
+        <w:t>Richiesta di Informazioni, Prezzi e Disponibilità</w:t>
+      </w:r>
+    </w:p>
+    <w:p>
+      <w:pPr>
+        <w:rPr>
+          <w:lang w:val="it-IT"/>
+        </w:rPr>
+      </w:pPr>
+    </w:p>
+    <w:p>
+      <w:pPr>
+        <w:rPr>
+          <w:lang w:val="it-IT"/>
+        </w:rPr>
+      </w:pPr>
+      <w:r>
+        <w:rPr>
+          <w:lang w:val="it-IT"/>
+        </w:rPr>
+        <w:t>Sei interessato a imparare o migliorare il tuo inglese con lezioni personalizzate? Vuoi saperne di più su Weekend English, conoscere i dettagli dei prezzi o controllare la mia disponibilità? Sono qui per fornirti tutte le informazioni necessarie e aiutarti a scegliere il percorso formativo più adatto a te.</w:t>
+      </w:r>
+    </w:p>
+    <w:p>
+      <w:pPr>
+        <w:rPr>
+          <w:lang w:val="it-IT"/>
+        </w:rPr>
+      </w:pPr>
+    </w:p>
+    <w:p>
+      <w:pPr>
+        <w:rPr>
+          <w:lang w:val="it-IT"/>
+        </w:rPr>
+      </w:pPr>
+      <w:r>
+        <w:rPr>
+          <w:lang w:val="it-IT"/>
+        </w:rPr>
+        <w:t>Contattami direttamente:</w:t>
+      </w:r>
+    </w:p>
+    <w:p>
+      <w:pPr>
+        <w:rPr>
+          <w:lang w:val="it-IT"/>
+        </w:rPr>
+      </w:pPr>
+    </w:p>
+    <w:p>
+      <w:pPr>
+        <w:rPr>
+          <w:lang w:val="it-IT"/>
+        </w:rPr>
+      </w:pPr>
+      <w:r>
+        <w:rPr>
+          <w:lang w:val="it-IT"/>
+        </w:rPr>
+        <w:t>Invia la tua richiesta via email a info@WeekendEnglish.com</w:t>
+      </w:r>
+    </w:p>
+    <w:p>
+      <w:pPr>
+        <w:rPr>
+          <w:lang w:val="it-IT"/>
+        </w:rPr>
+      </w:pPr>
+      <w:r>
+        <w:rPr>
+          <w:lang w:val="it-IT"/>
+        </w:rPr>
+        <w:t>Non esitare a chiedere qualsiasi dettaglio che possa essere di tuo interesse: informazioni sui corsi offerti, approcci didattici personalizzati, modalità di svolgimento delle lezioni online, e dettagli sui prezzi. Se hai esigenze specifiche o obiettivi particolari, sarò lieto di discuterne con te e trovare la soluzione migliore per le tue necessità.</w:t>
+      </w:r>
+    </w:p>
+    <w:p>
+      <w:pPr>
+        <w:rPr>
+          <w:lang w:val="it-IT"/>
+        </w:rPr>
+      </w:pPr>
+    </w:p>
+    <w:p>
+      <w:pPr>
+        <w:rPr>
+          <w:lang w:val="it-IT"/>
+        </w:rPr>
+      </w:pPr>
+      <w:r>
+        <w:rPr>
+          <w:lang w:val="it-IT"/>
+        </w:rPr>
+        <w:t>Altre Informazioni Utili:</w:t>
+      </w:r>
+    </w:p>
+    <w:p>
+      <w:pPr>
+        <w:rPr>
+          <w:lang w:val="it-IT"/>
+        </w:rPr>
+      </w:pPr>
+    </w:p>
+    <w:p>
+      <w:pPr>
+        <w:rPr>
+          <w:lang w:val="it-IT"/>
+        </w:rPr>
+      </w:pPr>
+      <w:r>
+        <w:rPr>
+          <w:lang w:val="it-IT"/>
+        </w:rPr>
+        <w:t>Se desideri un assaggio del mio metodo di insegnamento, puoi richiedere una breve sessione introduttiva gratuita.</w:t>
+      </w:r>
+    </w:p>
+    <w:p>
+      <w:pPr>
+        <w:rPr>
+          <w:lang w:val="it-IT"/>
+        </w:rPr>
+      </w:pPr>
+      <w:r>
+        <w:rPr>
+          <w:lang w:val="it-IT"/>
+        </w:rPr>
+        <w:t>Offro flessibilità negli orari di lezione per adattarmi al meglio alle tue esigenze.</w:t>
+      </w:r>
+    </w:p>
+    <w:p>
+      <w:pPr>
+        <w:rPr>
+          <w:lang w:val="it-IT"/>
+        </w:rPr>
+      </w:pPr>
+      <w:r>
+        <w:rPr>
+          <w:lang w:val="it-IT"/>
+        </w:rPr>
+        <w:t>Sono sempre aperto a feedback e suggerimenti per migliorare la tua esperienza di apprendimento.</w:t>
+      </w:r>
+    </w:p>
+    <w:p>
+      <w:pPr>
+        <w:rPr>
+          <w:lang w:val="it-IT"/>
+        </w:rPr>
+      </w:pPr>
+      <w:r>
+        <w:rPr>
+          <w:lang w:val="it-IT"/>
+        </w:rPr>
+        <w:t>Grazie per il tuo interesse in Weekend English. Il mio obiettivo è offrirti un percorso di apprendimento che non solo migliori le tue competenze linguistiche, ma che sia anche un'esperienza piacevole e arricchente. Aspetto di sentire da te e iniziare insieme questo viaggio nell'apprendimento dell'inglese!</w:t>
+      </w:r>
+    </w:p>
+    <w:p>
+      <w:pPr>
+        <w:rPr>
+          <w:lang w:val="it-IT"/>
+        </w:rPr>
+      </w:pPr>
+    </w:p>
+    <w:p>
+      <w:pPr>
+        <w:rPr>
+          <w:lang w:val="it-IT"/>
+        </w:rPr>
+      </w:pPr>
+    </w:p>
+    <w:p>
+      <w:pPr>
+        <w:rPr>
+          <w:lang w:val="it-IT"/>
+        </w:rPr>
+      </w:pPr>
+    </w:p>
+    <w:p>
+      <w:pPr>
+        <w:rPr>
+          <w:lang w:val="it-IT"/>
+        </w:rPr>
+      </w:pPr>
+    </w:p>
+    <w:p>
+      <w:pPr>
+        <w:rPr>
+          <w:lang w:val="it-IT"/>
+        </w:rPr>
+      </w:pPr>
     </w:p>
     <w:p>
       <w:pPr>
@@ -4499,6 +5170,7 @@
   <w:style w:type="character" w:default="1" w:styleId="DefaultParagraphFont">
     <w:name w:val="Default Paragraph Font"/>
     <w:uiPriority w:val="1"/>
+    <w:semiHidden/>
     <w:unhideWhenUsed/>
   </w:style>
   <w:style w:type="table" w:default="1" w:styleId="TableNormal">
